--- a/backend/Capitulos_Word/Capitulo 7.docx
+++ b/backend/Capitulos_Word/Capitulo 7.docx
@@ -22,11 +22,29 @@
       <w:pPr>
         <w:spacing w:before="240" w:after="240"/>
       </w:pPr>
-      <w:fldSimple w:instr=" TOC \o &quot;1-3&quot; \h \z \u ">
-        <w:r>
-          <w:t>Actualizar este campo (F9) para ver el indice.</w:t>
-        </w:r>
-      </w:fldSimple>
+      <w:r>
+        <w:fldChar w:fldCharType="begin"/>
+      </w:r>
+      <w:r>
+        <w:instrText xml:space="preserve"> TOC \o "1-3" \h \z \u </w:instrText>
+      </w:r>
+      <w:r>
+        <w:fldChar w:fldCharType="separate"/>
+      </w:r>
+      <w:r>
+        <w:t xml:space="preserve">Actualizar este campo (F9) para ver el </w:t>
+      </w:r>
+      <w:proofErr w:type="spellStart"/>
+      <w:r>
+        <w:t>indice</w:t>
+      </w:r>
+      <w:proofErr w:type="spellEnd"/>
+      <w:r>
+        <w:t>.</w:t>
+      </w:r>
+      <w:r>
+        <w:fldChar w:fldCharType="end"/>
+      </w:r>
     </w:p>
     <w:p>
       <w:pPr>
@@ -646,87 +664,68 @@
         </w:rPr>
       </w:pPr>
     </w:p>
-    <w:tbl>
-      <w:tblPr>
-        <w:tblStyle w:val="Tablaconcuadrcula"/>
-        <w:tblW w:w="9000" w:type="dxa"/>
-        <w:tblBorders>
-          <w:top w:val="dotted" w:sz="8" w:space="0" w:color="BFBFBF"/>
-          <w:left w:val="dotted" w:sz="8" w:space="0" w:color="BFBFBF"/>
-          <w:bottom w:val="dotted" w:sz="8" w:space="0" w:color="BFBFBF"/>
-          <w:right w:val="dotted" w:sz="8" w:space="0" w:color="BFBFBF"/>
-          <w:insideH w:val="none" w:sz="0" w:space="0" w:color="auto"/>
-          <w:insideV w:val="none" w:sz="0" w:space="0" w:color="auto"/>
-        </w:tblBorders>
-        <w:tblLook w:val="04A0" w:firstRow="1" w:lastRow="0" w:firstColumn="1" w:lastColumn="0" w:noHBand="0" w:noVBand="1"/>
-      </w:tblPr>
-      <w:tblGrid>
-        <w:gridCol w:w="9000"/>
-      </w:tblGrid>
-      <w:tr>
-        <w:trPr>
-          <w:trHeight w:val="3960"/>
-        </w:trPr>
-        <w:tc>
-          <w:tcPr>
-            <w:tcW w:w="8494" w:type="dxa"/>
-            <w:shd w:val="clear" w:color="FAFAFA" w:fill="FAFAFA"/>
-            <w:vAlign w:val="center"/>
-          </w:tcPr>
-          <w:p>
-            <w:pPr>
-              <w:spacing w:line="260" w:lineRule="auto"/>
-              <w:ind w:left="560" w:right="560"/>
-              <w:jc w:val="center"/>
-              <w:rPr>
-                <w:i/>
-                <w:color w:val="909497"/>
-                <w:sz w:val="18"/>
-              </w:rPr>
-            </w:pPr>
-            <w:r>
-              <w:rPr>
-                <w:b/>
-                <w:color w:val="909497"/>
-                <w:sz w:val="18"/>
-              </w:rPr>
-              <w:t>FIGURA 7.1</w:t>
-            </w:r>
-            <w:r>
-              <w:rPr>
-                <w:i/>
-                <w:color w:val="909497"/>
-                <w:sz w:val="18"/>
-              </w:rPr>
-              <w:br/>
-              <w:t>diagrama</w:t>
-            </w:r>
-            <w:r>
-              <w:rPr>
-                <w:i/>
-                <w:color w:val="909497"/>
-                <w:sz w:val="18"/>
-              </w:rPr>
-              <w:br/>
-              <w:t>Los cuatro fenómenos — lectura sucia, lectura no repetible, lectura fantasma y actualización perdida —, cada uno con su caso del dominio al lado.</w:t>
-            </w:r>
-            <w:r>
-              <w:rPr>
-                <w:i/>
-                <w:color w:val="909497"/>
-                <w:sz w:val="18"/>
-              </w:rPr>
-              <w:br/>
-              <w:t>Resaltar: la actualización perdida, la que persigue el capítulo, anotada como la que el estándar no obliga a prevenir en el nivel predeterminado.</w:t>
-            </w:r>
-          </w:p>
-        </w:tc>
-      </w:tr>
-    </w:tbl>
     <w:p>
       <w:pPr>
         <w:pStyle w:val="Epgrafedefigura"/>
       </w:pPr>
+    </w:p>
+    <w:p>
+      <w:pPr>
+        <w:pStyle w:val="Epgrafedefigura"/>
+      </w:pPr>
+      <w:r>
+        <w:rPr>
+          <w:noProof/>
+        </w:rPr>
+        <w:drawing>
+          <wp:inline distT="0" distB="0" distL="0" distR="0" wp14:anchorId="1ED19AEF" wp14:editId="5A0E46E4">
+            <wp:extent cx="5391150" cy="2574925"/>
+            <wp:effectExtent l="0" t="0" r="0" b="0"/>
+            <wp:docPr id="728828426" name="Imagen 1"/>
+            <wp:cNvGraphicFramePr>
+              <a:graphicFrameLocks xmlns:a="http://schemas.openxmlformats.org/drawingml/2006/main" noChangeAspect="1"/>
+            </wp:cNvGraphicFramePr>
+            <a:graphic xmlns:a="http://schemas.openxmlformats.org/drawingml/2006/main">
+              <a:graphicData uri="http://schemas.openxmlformats.org/drawingml/2006/picture">
+                <pic:pic xmlns:pic="http://schemas.openxmlformats.org/drawingml/2006/picture">
+                  <pic:nvPicPr>
+                    <pic:cNvPr id="0" name="Picture 1"/>
+                    <pic:cNvPicPr>
+                      <a:picLocks noChangeAspect="1" noChangeArrowheads="1"/>
+                    </pic:cNvPicPr>
+                  </pic:nvPicPr>
+                  <pic:blipFill>
+                    <a:blip r:embed="rId7" cstate="print">
+                      <a:extLst>
+                        <a:ext uri="{28A0092B-C50C-407E-A947-70E740481C1C}">
+                          <a14:useLocalDpi xmlns:a14="http://schemas.microsoft.com/office/drawing/2010/main" val="0"/>
+                        </a:ext>
+                      </a:extLst>
+                    </a:blip>
+                    <a:srcRect/>
+                    <a:stretch>
+                      <a:fillRect/>
+                    </a:stretch>
+                  </pic:blipFill>
+                  <pic:spPr bwMode="auto">
+                    <a:xfrm>
+                      <a:off x="0" y="0"/>
+                      <a:ext cx="5391150" cy="2574925"/>
+                    </a:xfrm>
+                    <a:prstGeom prst="rect">
+                      <a:avLst/>
+                    </a:prstGeom>
+                    <a:noFill/>
+                    <a:ln>
+                      <a:noFill/>
+                    </a:ln>
+                  </pic:spPr>
+                </pic:pic>
+              </a:graphicData>
+            </a:graphic>
+          </wp:inline>
+        </w:drawing>
+      </w:r>
       <w:r>
         <w:t>Figura 7.1. Los cuatro fenómenos de concurrencia</w:t>
       </w:r>
@@ -1312,90 +1311,64 @@
     </w:tbl>
     <w:p>
       <w:pPr>
-        <w:spacing w:after="0" w:line="240" w:lineRule="auto"/>
-        <w:rPr>
-          <w:sz w:val="4"/>
-        </w:rPr>
-      </w:pPr>
-    </w:p>
-    <w:tbl>
-      <w:tblPr>
-        <w:tblStyle w:val="Tablaconcuadrcula"/>
-        <w:tblW w:w="9000" w:type="dxa"/>
-        <w:tblBorders>
-          <w:top w:val="dotted" w:sz="8" w:space="0" w:color="BFBFBF"/>
-          <w:left w:val="dotted" w:sz="8" w:space="0" w:color="BFBFBF"/>
-          <w:bottom w:val="dotted" w:sz="8" w:space="0" w:color="BFBFBF"/>
-          <w:right w:val="dotted" w:sz="8" w:space="0" w:color="BFBFBF"/>
-          <w:insideH w:val="none" w:sz="0" w:space="0" w:color="auto"/>
-          <w:insideV w:val="none" w:sz="0" w:space="0" w:color="auto"/>
-        </w:tblBorders>
-        <w:tblLook w:val="04A0" w:firstRow="1" w:lastRow="0" w:firstColumn="1" w:lastColumn="0" w:noHBand="0" w:noVBand="1"/>
-      </w:tblPr>
-      <w:tblGrid>
-        <w:gridCol w:w="9000"/>
-      </w:tblGrid>
-      <w:tr>
-        <w:trPr>
-          <w:trHeight w:val="3960"/>
-        </w:trPr>
-        <w:tc>
-          <w:tcPr>
-            <w:tcW w:w="8494" w:type="dxa"/>
-            <w:shd w:val="clear" w:color="FAFAFA" w:fill="FAFAFA"/>
-            <w:vAlign w:val="center"/>
-          </w:tcPr>
-          <w:p>
-            <w:pPr>
-              <w:spacing w:line="260" w:lineRule="auto"/>
-              <w:ind w:left="560" w:right="560"/>
-              <w:jc w:val="center"/>
-              <w:rPr>
-                <w:i/>
-                <w:color w:val="909497"/>
-                <w:sz w:val="18"/>
-              </w:rPr>
-            </w:pPr>
-            <w:r>
-              <w:rPr>
-                <w:b/>
-                <w:color w:val="909497"/>
-                <w:sz w:val="18"/>
-              </w:rPr>
-              <w:lastRenderedPageBreak/>
-              <w:t>FIGURA 7.2</w:t>
-            </w:r>
-            <w:r>
-              <w:rPr>
-                <w:i/>
-                <w:color w:val="909497"/>
-                <w:sz w:val="18"/>
-              </w:rPr>
-              <w:br/>
-              <w:t>diagrama</w:t>
-            </w:r>
-            <w:r>
-              <w:rPr>
-                <w:i/>
-                <w:color w:val="909497"/>
-                <w:sz w:val="18"/>
-              </w:rPr>
-              <w:br/>
-              <w:t>Línea de tiempo de dos transacciones que leen 1, verifican que alcanza, y escriben 0 las dos.</w:t>
-            </w:r>
-            <w:r>
-              <w:rPr>
-                <w:i/>
-                <w:color w:val="909497"/>
-                <w:sz w:val="18"/>
-              </w:rPr>
-              <w:br/>
-              <w:t>Resaltar: se vendieron dos unidades, se descontó una, y ninguna transacción falló.</w:t>
-            </w:r>
-          </w:p>
-        </w:tc>
-      </w:tr>
-    </w:tbl>
+        <w:pStyle w:val="Epgrafedefigura"/>
+        <w:jc w:val="left"/>
+      </w:pPr>
+      <w:r>
+        <w:rPr>
+          <w:noProof/>
+        </w:rPr>
+        <w:lastRenderedPageBreak/>
+        <w:drawing>
+          <wp:inline distT="0" distB="0" distL="0" distR="0" wp14:anchorId="709863C2" wp14:editId="60CD804C">
+            <wp:extent cx="5398770" cy="5047615"/>
+            <wp:effectExtent l="0" t="0" r="0" b="635"/>
+            <wp:docPr id="1239256844" name="Imagen 2"/>
+            <wp:cNvGraphicFramePr>
+              <a:graphicFrameLocks xmlns:a="http://schemas.openxmlformats.org/drawingml/2006/main" noChangeAspect="1"/>
+            </wp:cNvGraphicFramePr>
+            <a:graphic xmlns:a="http://schemas.openxmlformats.org/drawingml/2006/main">
+              <a:graphicData uri="http://schemas.openxmlformats.org/drawingml/2006/picture">
+                <pic:pic xmlns:pic="http://schemas.openxmlformats.org/drawingml/2006/picture">
+                  <pic:nvPicPr>
+                    <pic:cNvPr id="0" name="Picture 2"/>
+                    <pic:cNvPicPr>
+                      <a:picLocks noChangeAspect="1" noChangeArrowheads="1"/>
+                    </pic:cNvPicPr>
+                  </pic:nvPicPr>
+                  <pic:blipFill>
+                    <a:blip r:embed="rId8" cstate="print">
+                      <a:extLst>
+                        <a:ext uri="{28A0092B-C50C-407E-A947-70E740481C1C}">
+                          <a14:useLocalDpi xmlns:a14="http://schemas.microsoft.com/office/drawing/2010/main" val="0"/>
+                        </a:ext>
+                      </a:extLst>
+                    </a:blip>
+                    <a:srcRect/>
+                    <a:stretch>
+                      <a:fillRect/>
+                    </a:stretch>
+                  </pic:blipFill>
+                  <pic:spPr bwMode="auto">
+                    <a:xfrm>
+                      <a:off x="0" y="0"/>
+                      <a:ext cx="5398770" cy="5047615"/>
+                    </a:xfrm>
+                    <a:prstGeom prst="rect">
+                      <a:avLst/>
+                    </a:prstGeom>
+                    <a:noFill/>
+                    <a:ln>
+                      <a:noFill/>
+                    </a:ln>
+                  </pic:spPr>
+                </pic:pic>
+              </a:graphicData>
+            </a:graphic>
+          </wp:inline>
+        </w:drawing>
+      </w:r>
+    </w:p>
     <w:p>
       <w:pPr>
         <w:pStyle w:val="Epgrafedefigura"/>
@@ -1450,7 +1423,15 @@
         <w:t>La asincronía no cambia nada de esto</w:t>
       </w:r>
       <w:r>
-        <w:t xml:space="preserve">: dos corrutinas sobre dos conexiones distintas compiten </w:t>
+        <w:t xml:space="preserve">: dos </w:t>
+      </w:r>
+      <w:proofErr w:type="spellStart"/>
+      <w:r>
+        <w:t>corrutinas</w:t>
+      </w:r>
+      <w:proofErr w:type="spellEnd"/>
+      <w:r>
+        <w:t xml:space="preserve"> sobre dos conexiones distintas compiten </w:t>
       </w:r>
       <w:r>
         <w:rPr>
@@ -1476,14 +1457,24 @@
         <w:t>No lo evita</w:t>
       </w:r>
       <w:r>
-        <w:t xml:space="preserve">, porque la competencia no está en el proceso: está en la base. Dos corrutinas que ceden el control en su </w:t>
-      </w:r>
+        <w:t xml:space="preserve">, porque la competencia no está en el proceso: está en la base. Dos </w:t>
+      </w:r>
+      <w:proofErr w:type="spellStart"/>
+      <w:r>
+        <w:t>corrutinas</w:t>
+      </w:r>
+      <w:proofErr w:type="spellEnd"/>
+      <w:r>
+        <w:t xml:space="preserve"> que ceden el control en su </w:t>
+      </w:r>
+      <w:proofErr w:type="spellStart"/>
       <w:r>
         <w:rPr>
           <w:rStyle w:val="Cdigoenlnea"/>
         </w:rPr>
         <w:t>await</w:t>
       </w:r>
+      <w:proofErr w:type="spellEnd"/>
       <w:r>
         <w:t xml:space="preserve"> y vuelven, escriben sobre las mismas filas con la misma superposición que dos hilos.</w:t>
       </w:r>
@@ -1525,8 +1516,16 @@
         <w:rPr>
           <w:b/>
         </w:rPr>
-        <w:t>Eswaran, Gray, Lorie y Traiger</w:t>
-      </w:r>
+        <w:t xml:space="preserve">Eswaran, Gray, Lorie y </w:t>
+      </w:r>
+      <w:proofErr w:type="spellStart"/>
+      <w:r>
+        <w:rPr>
+          <w:b/>
+        </w:rPr>
+        <w:t>Traiger</w:t>
+      </w:r>
+      <w:proofErr w:type="spellEnd"/>
       <w:r>
         <w:t xml:space="preserve"> en IBM, que en 1976 publicaron </w:t>
       </w:r>
@@ -1534,16 +1533,106 @@
         <w:rPr>
           <w:i/>
         </w:rPr>
-        <w:t>The Notions of Consistency and Predicate Locks in a Database System</w:t>
-      </w:r>
-      <w:r>
-        <w:t xml:space="preserve"> mientras construían </w:t>
-      </w:r>
-      <w:r>
-        <w:rPr>
-          <w:b/>
-        </w:rPr>
-        <w:t>System R</w:t>
+        <w:t xml:space="preserve">The </w:t>
+      </w:r>
+      <w:proofErr w:type="spellStart"/>
+      <w:r>
+        <w:rPr>
+          <w:i/>
+        </w:rPr>
+        <w:t>Notions</w:t>
+      </w:r>
+      <w:proofErr w:type="spellEnd"/>
+      <w:r>
+        <w:rPr>
+          <w:i/>
+        </w:rPr>
+        <w:t xml:space="preserve"> </w:t>
+      </w:r>
+      <w:proofErr w:type="spellStart"/>
+      <w:r>
+        <w:rPr>
+          <w:i/>
+        </w:rPr>
+        <w:t>of</w:t>
+      </w:r>
+      <w:proofErr w:type="spellEnd"/>
+      <w:r>
+        <w:rPr>
+          <w:i/>
+        </w:rPr>
+        <w:t xml:space="preserve"> </w:t>
+      </w:r>
+      <w:proofErr w:type="spellStart"/>
+      <w:r>
+        <w:rPr>
+          <w:i/>
+        </w:rPr>
+        <w:t>Consistency</w:t>
+      </w:r>
+      <w:proofErr w:type="spellEnd"/>
+      <w:r>
+        <w:rPr>
+          <w:i/>
+        </w:rPr>
+        <w:t xml:space="preserve"> and </w:t>
+      </w:r>
+      <w:proofErr w:type="spellStart"/>
+      <w:r>
+        <w:rPr>
+          <w:i/>
+        </w:rPr>
+        <w:t>Predicate</w:t>
+      </w:r>
+      <w:proofErr w:type="spellEnd"/>
+      <w:r>
+        <w:rPr>
+          <w:i/>
+        </w:rPr>
+        <w:t xml:space="preserve"> Locks in a </w:t>
+      </w:r>
+      <w:proofErr w:type="spellStart"/>
+      <w:r>
+        <w:rPr>
+          <w:i/>
+        </w:rPr>
+        <w:t>Database</w:t>
+      </w:r>
+      <w:proofErr w:type="spellEnd"/>
+      <w:r>
+        <w:rPr>
+          <w:i/>
+        </w:rPr>
+        <w:t xml:space="preserve"> </w:t>
+      </w:r>
+      <w:proofErr w:type="spellStart"/>
+      <w:r>
+        <w:rPr>
+          <w:i/>
+        </w:rPr>
+        <w:t>System</w:t>
+      </w:r>
+      <w:proofErr w:type="spellEnd"/>
+      <w:r>
+        <w:t xml:space="preserve"> mientras </w:t>
+      </w:r>
+      <w:r>
+        <w:lastRenderedPageBreak/>
+        <w:t xml:space="preserve">construían </w:t>
+      </w:r>
+      <w:proofErr w:type="spellStart"/>
+      <w:r>
+        <w:rPr>
+          <w:b/>
+        </w:rPr>
+        <w:t>System</w:t>
+      </w:r>
+      <w:proofErr w:type="spellEnd"/>
+      <w:r>
+        <w:rPr>
+          <w:b/>
+        </w:rPr>
+        <w:t xml:space="preserve"> R</w:t>
       </w:r>
       <w:r>
         <w:t xml:space="preserve">, el primer motor relacional. Ahí aparece la formulación del problema y su solución: el </w:t>
@@ -1627,8 +1716,44 @@
         <w:rPr>
           <w:i/>
         </w:rPr>
-        <w:t>The Transaction Concept: Virtues and Limitations</w:t>
-      </w:r>
+        <w:t xml:space="preserve">The </w:t>
+      </w:r>
+      <w:proofErr w:type="spellStart"/>
+      <w:r>
+        <w:rPr>
+          <w:i/>
+        </w:rPr>
+        <w:t>Transaction</w:t>
+      </w:r>
+      <w:proofErr w:type="spellEnd"/>
+      <w:r>
+        <w:rPr>
+          <w:i/>
+        </w:rPr>
+        <w:t xml:space="preserve"> Concept: </w:t>
+      </w:r>
+      <w:proofErr w:type="spellStart"/>
+      <w:r>
+        <w:rPr>
+          <w:i/>
+        </w:rPr>
+        <w:t>Virtues</w:t>
+      </w:r>
+      <w:proofErr w:type="spellEnd"/>
+      <w:r>
+        <w:rPr>
+          <w:i/>
+        </w:rPr>
+        <w:t xml:space="preserve"> and </w:t>
+      </w:r>
+      <w:proofErr w:type="spellStart"/>
+      <w:r>
+        <w:rPr>
+          <w:i/>
+        </w:rPr>
+        <w:t>Limitations</w:t>
+      </w:r>
+      <w:proofErr w:type="spellEnd"/>
       <w:r>
         <w:t xml:space="preserve"> (1981), donde nombró las cuatro propiedades que la clase 6 enumeró y —esto es lo interesante— </w:t>
       </w:r>
@@ -1636,7 +1761,6 @@
         <w:rPr>
           <w:b/>
         </w:rPr>
-        <w:lastRenderedPageBreak/>
         <w:t>discutió sus límites</w:t>
       </w:r>
       <w:r>
@@ -1804,7 +1928,35 @@
               <w:rPr>
                 <w:b/>
               </w:rPr>
-              <w:t>El bloqueo se libera cuando confirmás la transacción, no cuando terminás de usar la fila.</w:t>
+              <w:t xml:space="preserve">El bloqueo se libera cuando </w:t>
+            </w:r>
+            <w:proofErr w:type="spellStart"/>
+            <w:r>
+              <w:rPr>
+                <w:b/>
+              </w:rPr>
+              <w:t>confirmás</w:t>
+            </w:r>
+            <w:proofErr w:type="spellEnd"/>
+            <w:r>
+              <w:rPr>
+                <w:b/>
+              </w:rPr>
+              <w:t xml:space="preserve"> la transacción, no cuando </w:t>
+            </w:r>
+            <w:proofErr w:type="spellStart"/>
+            <w:r>
+              <w:rPr>
+                <w:b/>
+              </w:rPr>
+              <w:t>terminás</w:t>
+            </w:r>
+            <w:proofErr w:type="spellEnd"/>
+            <w:r>
+              <w:rPr>
+                <w:b/>
+              </w:rPr>
+              <w:t xml:space="preserve"> de usar la fila.</w:t>
             </w:r>
           </w:p>
           <w:p>
@@ -1814,13 +1966,35 @@
           </w:p>
           <w:p>
             <w:r>
-              <w:t xml:space="preserve">Porque si la liberás antes, </w:t>
-            </w:r>
-            <w:r>
-              <w:rPr>
-                <w:b/>
-              </w:rPr>
-              <w:t>otra transacción puede leer un valor que todavía podés revertir.</w:t>
+              <w:t xml:space="preserve">Porque si la </w:t>
+            </w:r>
+            <w:proofErr w:type="spellStart"/>
+            <w:r>
+              <w:t>liberás</w:t>
+            </w:r>
+            <w:proofErr w:type="spellEnd"/>
+            <w:r>
+              <w:t xml:space="preserve"> antes, </w:t>
+            </w:r>
+            <w:r>
+              <w:rPr>
+                <w:b/>
+              </w:rPr>
+              <w:t xml:space="preserve">otra transacción puede leer un valor que todavía </w:t>
+            </w:r>
+            <w:proofErr w:type="spellStart"/>
+            <w:r>
+              <w:rPr>
+                <w:b/>
+              </w:rPr>
+              <w:t>podés</w:t>
+            </w:r>
+            <w:proofErr w:type="spellEnd"/>
+            <w:r>
+              <w:rPr>
+                <w:b/>
+              </w:rPr>
+              <w:t xml:space="preserve"> revertir.</w:t>
             </w:r>
             <w:r>
               <w:t xml:space="preserve"> Y si revertís, esa otra tomó una decisión sobre un dato que nunca existió.</w:t>
@@ -1828,6 +2002,7 @@
           </w:p>
           <w:p>
             <w:r>
+              <w:lastRenderedPageBreak/>
               <w:t xml:space="preserve">Eswaran y Gray lo demostraron en 1976: </w:t>
             </w:r>
             <w:r>
@@ -1841,11 +2016,19 @@
             <w:r>
               <w:t xml:space="preserve">De ahí sale un consejo muy concreto para tu TPI: </w:t>
             </w:r>
-            <w:r>
-              <w:rPr>
-                <w:b/>
-              </w:rPr>
-              <w:t>hacé las transacciones cortas.</w:t>
+            <w:proofErr w:type="spellStart"/>
+            <w:r>
+              <w:rPr>
+                <w:b/>
+              </w:rPr>
+              <w:t>hacé</w:t>
+            </w:r>
+            <w:proofErr w:type="spellEnd"/>
+            <w:r>
+              <w:rPr>
+                <w:b/>
+              </w:rPr>
+              <w:t xml:space="preserve"> las transacciones cortas.</w:t>
             </w:r>
             <w:r>
               <w:t xml:space="preserve"> No porque sea elegante, sino porque cada operación lenta adentro de una transacción es tiempo con filas bloqueadas. Nunca metas una llamada a un servicio externo entre un bloqueo y su confirmación.</w:t>
@@ -2056,7 +2239,6 @@
                 <w:b/>
                 <w:sz w:val="20"/>
               </w:rPr>
-              <w:lastRenderedPageBreak/>
               <w:t>Lectura confirmada</w:t>
             </w:r>
           </w:p>
@@ -2178,12 +2360,14 @@
                 <w:sz w:val="20"/>
               </w:rPr>
             </w:pPr>
+            <w:proofErr w:type="spellStart"/>
             <w:r>
               <w:rPr>
                 <w:sz w:val="20"/>
               </w:rPr>
               <w:t>Serializable</w:t>
             </w:r>
+            <w:proofErr w:type="spellEnd"/>
           </w:p>
         </w:tc>
         <w:tc>
@@ -2272,7 +2456,15 @@
         <w:t>el problema no está en lo que se leyó</w:t>
       </w:r>
       <w:r>
-        <w:t xml:space="preserve">: las dos leyeron un valor perfectamente confirmado. El problema está en que </w:t>
+        <w:t xml:space="preserve">: las dos leyeron un valor perfectamente confirmado. El problema está en </w:t>
+      </w:r>
+      <w:proofErr w:type="gramStart"/>
+      <w:r>
+        <w:t>que</w:t>
+      </w:r>
+      <w:proofErr w:type="gramEnd"/>
+      <w:r>
+        <w:t xml:space="preserve"> </w:t>
       </w:r>
       <w:r>
         <w:rPr>
@@ -2289,7 +2481,15 @@
         <w:spacing w:line="276" w:lineRule="auto"/>
       </w:pPr>
       <w:r>
-        <w:t xml:space="preserve">Subir el nivel de aislamiento sería una salida. El TPI elige otra —y la sección 7.5 explica cuál— porque el nivel serializable tiene un costo que conviene conocer: </w:t>
+        <w:t xml:space="preserve">Subir el nivel de aislamiento sería una salida. El TPI elige otra —y la sección 7.5 explica cuál— porque el nivel </w:t>
+      </w:r>
+      <w:proofErr w:type="spellStart"/>
+      <w:r>
+        <w:t>serializable</w:t>
+      </w:r>
+      <w:proofErr w:type="spellEnd"/>
+      <w:r>
+        <w:t xml:space="preserve"> tiene un costo que conviene conocer: </w:t>
       </w:r>
       <w:r>
         <w:rPr>
@@ -2360,13 +2560,35 @@
           </w:p>
           <w:p>
             <w:r>
-              <w:t xml:space="preserve">El problema es el uno por ciento restante: </w:t>
-            </w:r>
-            <w:r>
-              <w:rPr>
-                <w:b/>
-              </w:rPr>
-              <w:t>las operaciones que leen un valor, deciden algo con él, y lo escriben.</w:t>
+              <w:t xml:space="preserve">El problema es el uno por </w:t>
+            </w:r>
+            <w:proofErr w:type="gramStart"/>
+            <w:r>
+              <w:t>ciento restante</w:t>
+            </w:r>
+            <w:proofErr w:type="gramEnd"/>
+            <w:r>
+              <w:t xml:space="preserve">: </w:t>
+            </w:r>
+            <w:r>
+              <w:rPr>
+                <w:b/>
+              </w:rPr>
+              <w:t xml:space="preserve">las operaciones que leen un </w:t>
+            </w:r>
+            <w:proofErr w:type="gramStart"/>
+            <w:r>
+              <w:rPr>
+                <w:b/>
+              </w:rPr>
+              <w:t>valor,</w:t>
+            </w:r>
+            <w:proofErr w:type="gramEnd"/>
+            <w:r>
+              <w:rPr>
+                <w:b/>
+              </w:rPr>
+              <w:t xml:space="preserve"> deciden algo con él, y lo escriben.</w:t>
             </w:r>
             <w:r>
               <w:t xml:space="preserve"> Ahí, y sólo ahí, hace falta protección adicional.</w:t>
@@ -2408,6 +2630,7 @@
         <w:pStyle w:val="Ttulo2"/>
       </w:pPr>
       <w:r>
+        <w:lastRenderedPageBreak/>
         <w:t>7.4. Optimista contra pesimista</w:t>
       </w:r>
     </w:p>
@@ -3381,88 +3604,70 @@
         </w:rPr>
       </w:pPr>
     </w:p>
-    <w:tbl>
-      <w:tblPr>
-        <w:tblStyle w:val="Tablaconcuadrcula"/>
-        <w:tblW w:w="9000" w:type="dxa"/>
-        <w:tblBorders>
-          <w:top w:val="dotted" w:sz="8" w:space="0" w:color="BFBFBF"/>
-          <w:left w:val="dotted" w:sz="8" w:space="0" w:color="BFBFBF"/>
-          <w:bottom w:val="dotted" w:sz="8" w:space="0" w:color="BFBFBF"/>
-          <w:right w:val="dotted" w:sz="8" w:space="0" w:color="BFBFBF"/>
-          <w:insideH w:val="none" w:sz="0" w:space="0" w:color="auto"/>
-          <w:insideV w:val="none" w:sz="0" w:space="0" w:color="auto"/>
-        </w:tblBorders>
-        <w:tblLook w:val="04A0" w:firstRow="1" w:lastRow="0" w:firstColumn="1" w:lastColumn="0" w:noHBand="0" w:noVBand="1"/>
-      </w:tblPr>
-      <w:tblGrid>
-        <w:gridCol w:w="9000"/>
-      </w:tblGrid>
-      <w:tr>
-        <w:trPr>
-          <w:trHeight w:val="3960"/>
-        </w:trPr>
-        <w:tc>
-          <w:tcPr>
-            <w:tcW w:w="8494" w:type="dxa"/>
-            <w:shd w:val="clear" w:color="FAFAFA" w:fill="FAFAFA"/>
-            <w:vAlign w:val="center"/>
-          </w:tcPr>
-          <w:p>
-            <w:pPr>
-              <w:spacing w:line="260" w:lineRule="auto"/>
-              <w:ind w:left="560" w:right="560"/>
-              <w:jc w:val="center"/>
-              <w:rPr>
-                <w:i/>
-                <w:color w:val="909497"/>
-                <w:sz w:val="18"/>
-              </w:rPr>
-            </w:pPr>
-            <w:r>
-              <w:rPr>
-                <w:b/>
-                <w:color w:val="909497"/>
-                <w:sz w:val="18"/>
-              </w:rPr>
-              <w:t>FIGURA 7.4</w:t>
-            </w:r>
-            <w:r>
-              <w:rPr>
-                <w:i/>
-                <w:color w:val="909497"/>
-                <w:sz w:val="18"/>
-              </w:rPr>
-              <w:br/>
-              <w:t>diagrama</w:t>
-            </w:r>
-            <w:r>
-              <w:rPr>
-                <w:i/>
-                <w:color w:val="909497"/>
-                <w:sz w:val="18"/>
-              </w:rPr>
-              <w:br/>
-              <w:t>Los siete mecanismos de la sección 7.5, con el problema concreto que evita cada uno anotado al lado.</w:t>
-            </w:r>
-            <w:r>
-              <w:rPr>
-                <w:i/>
-                <w:color w:val="909497"/>
-                <w:sz w:val="18"/>
-              </w:rPr>
-              <w:br/>
-              <w:t>Resaltar: que ninguno reemplaza a otro.</w:t>
-            </w:r>
-          </w:p>
-        </w:tc>
-      </w:tr>
-    </w:tbl>
     <w:p>
       <w:pPr>
         <w:pStyle w:val="Epgrafedefigura"/>
       </w:pPr>
       <w:r>
+        <w:rPr>
+          <w:noProof/>
+        </w:rPr>
+        <w:lastRenderedPageBreak/>
+        <w:drawing>
+          <wp:inline distT="0" distB="0" distL="0" distR="0" wp14:anchorId="2E33ECEE" wp14:editId="710ED34F">
+            <wp:extent cx="2681082" cy="6730111"/>
+            <wp:effectExtent l="0" t="0" r="5080" b="0"/>
+            <wp:docPr id="994930308" name="Imagen 3"/>
+            <wp:cNvGraphicFramePr>
+              <a:graphicFrameLocks xmlns:a="http://schemas.openxmlformats.org/drawingml/2006/main" noChangeAspect="1"/>
+            </wp:cNvGraphicFramePr>
+            <a:graphic xmlns:a="http://schemas.openxmlformats.org/drawingml/2006/main">
+              <a:graphicData uri="http://schemas.openxmlformats.org/drawingml/2006/picture">
+                <pic:pic xmlns:pic="http://schemas.openxmlformats.org/drawingml/2006/picture">
+                  <pic:nvPicPr>
+                    <pic:cNvPr id="0" name="Picture 3"/>
+                    <pic:cNvPicPr>
+                      <a:picLocks noChangeAspect="1" noChangeArrowheads="1"/>
+                    </pic:cNvPicPr>
+                  </pic:nvPicPr>
+                  <pic:blipFill>
+                    <a:blip r:embed="rId9" cstate="print">
+                      <a:extLst>
+                        <a:ext uri="{28A0092B-C50C-407E-A947-70E740481C1C}">
+                          <a14:useLocalDpi xmlns:a14="http://schemas.microsoft.com/office/drawing/2010/main" val="0"/>
+                        </a:ext>
+                      </a:extLst>
+                    </a:blip>
+                    <a:srcRect/>
+                    <a:stretch>
+                      <a:fillRect/>
+                    </a:stretch>
+                  </pic:blipFill>
+                  <pic:spPr bwMode="auto">
+                    <a:xfrm>
+                      <a:off x="0" y="0"/>
+                      <a:ext cx="2687203" cy="6745476"/>
+                    </a:xfrm>
+                    <a:prstGeom prst="rect">
+                      <a:avLst/>
+                    </a:prstGeom>
+                    <a:noFill/>
+                    <a:ln>
+                      <a:noFill/>
+                    </a:ln>
+                  </pic:spPr>
+                </pic:pic>
+              </a:graphicData>
+            </a:graphic>
+          </wp:inline>
+        </w:drawing>
+      </w:r>
+    </w:p>
+    <w:p>
+      <w:pPr>
+        <w:pStyle w:val="Epgrafedefigura"/>
+      </w:pPr>
+      <w:r>
         <w:t>Figura 7.4. Los siete mecanismos y qué protege cada uno</w:t>
       </w:r>
     </w:p>
@@ -3486,58 +3691,55 @@
         <w:t>bloquea la fila del pedido</w:t>
       </w:r>
       <w:r>
-        <w:t xml:space="preserve"> y revalida el estado de origen. Es RN-10, y es lo que impide que dos </w:t>
-      </w:r>
-      <w:r>
+        <w:t xml:space="preserve"> y revalida el estado de origen. Es RN-10, y es lo que impide que dos confirmaciones concurrentes del mismo pedido prosperen: la segunda espera, y cuando entra, el estado ya no es el que esperaba.</w:t>
+      </w:r>
+    </w:p>
+    <w:p>
+      <w:pPr>
+        <w:spacing w:line="276" w:lineRule="auto"/>
+      </w:pPr>
+      <w:r>
+        <w:rPr>
+          <w:b/>
+        </w:rPr>
+        <w:t>Dos: bloqueo pesimista del stock.</w:t>
+      </w:r>
+      <w:r>
+        <w:t xml:space="preserve"> Antes de descontar o reponer, el servicio obtiene las filas con bloqueo. Las transacciones concurrentes </w:t>
+      </w:r>
+      <w:r>
+        <w:rPr>
+          <w:b/>
+        </w:rPr>
+        <w:t>esperan hasta la confirmación</w:t>
+      </w:r>
+      <w:r>
+        <w:t>.</w:t>
+      </w:r>
+    </w:p>
+    <w:p>
+      <w:pPr>
+        <w:spacing w:line="276" w:lineRule="auto"/>
+      </w:pPr>
+      <w:r>
+        <w:rPr>
+          <w:b/>
+        </w:rPr>
+        <w:t>Tres: orden de bloqueo.</w:t>
+      </w:r>
+      <w:r>
+        <w:t xml:space="preserve"> Es la sección 7.7.</w:t>
+      </w:r>
+    </w:p>
+    <w:p>
+      <w:pPr>
+        <w:spacing w:line="276" w:lineRule="auto"/>
+      </w:pPr>
+      <w:r>
+        <w:rPr>
+          <w:b/>
+        </w:rPr>
         <w:lastRenderedPageBreak/>
-        <w:t>confirmaciones concurrentes del mismo pedido prosperen: la segunda espera, y cuando entra, el estado ya no es el que esperaba.</w:t>
-      </w:r>
-    </w:p>
-    <w:p>
-      <w:pPr>
-        <w:spacing w:line="276" w:lineRule="auto"/>
-      </w:pPr>
-      <w:r>
-        <w:rPr>
-          <w:b/>
-        </w:rPr>
-        <w:t>Dos: bloqueo pesimista del stock.</w:t>
-      </w:r>
-      <w:r>
-        <w:t xml:space="preserve"> Antes de descontar o reponer, el servicio obtiene las filas con bloqueo. Las transacciones concurrentes </w:t>
-      </w:r>
-      <w:r>
-        <w:rPr>
-          <w:b/>
-        </w:rPr>
-        <w:t>esperan hasta la confirmación</w:t>
-      </w:r>
-      <w:r>
-        <w:t>.</w:t>
-      </w:r>
-    </w:p>
-    <w:p>
-      <w:pPr>
-        <w:spacing w:line="276" w:lineRule="auto"/>
-      </w:pPr>
-      <w:r>
-        <w:rPr>
-          <w:b/>
-        </w:rPr>
-        <w:t>Tres: orden de bloqueo.</w:t>
-      </w:r>
-      <w:r>
-        <w:t xml:space="preserve"> Es la sección 7.7.</w:t>
-      </w:r>
-    </w:p>
-    <w:p>
-      <w:pPr>
-        <w:spacing w:line="276" w:lineRule="auto"/>
-      </w:pPr>
-      <w:r>
-        <w:rPr>
-          <w:b/>
-        </w:rPr>
         <w:t>Cuatro: verificación posterior.</w:t>
       </w:r>
       <w:r>
@@ -3562,7 +3764,21 @@
         <w:rPr>
           <w:b/>
         </w:rPr>
-        <w:t>la transacción completa hace rollback.</w:t>
+        <w:t xml:space="preserve">la transacción completa hace </w:t>
+      </w:r>
+      <w:proofErr w:type="spellStart"/>
+      <w:r>
+        <w:rPr>
+          <w:b/>
+        </w:rPr>
+        <w:t>rollback</w:t>
+      </w:r>
+      <w:proofErr w:type="spellEnd"/>
+      <w:r>
+        <w:rPr>
+          <w:b/>
+        </w:rPr>
+        <w:t>.</w:t>
       </w:r>
     </w:p>
     <w:p>
@@ -3842,7 +4058,18 @@
               <w:ind w:left="200" w:right="200"/>
             </w:pPr>
             <w:r>
-              <w:t>El mecanismo cuatro es el que más se olvida y el más traicionero, así que fijate bien en el orden:</w:t>
+              <w:t xml:space="preserve">El mecanismo cuatro es el que más se olvida y el más traicionero, así que </w:t>
+            </w:r>
+            <w:r>
+              <w:pgNum/>
+            </w:r>
+            <w:proofErr w:type="spellStart"/>
+            <w:r>
+              <w:t>íjate</w:t>
+            </w:r>
+            <w:proofErr w:type="spellEnd"/>
+            <w:r>
+              <w:t xml:space="preserve"> bien en el orden:</w:t>
             </w:r>
           </w:p>
           <w:p>
@@ -3856,23 +4083,110 @@
             </w:r>
             <w:r>
               <w:br/>
-              <w:t>producto = await repo.get_by_id(id)</w:t>
+              <w:t xml:space="preserve">producto = </w:t>
+            </w:r>
+            <w:proofErr w:type="spellStart"/>
+            <w:r>
+              <w:t>await</w:t>
+            </w:r>
+            <w:proofErr w:type="spellEnd"/>
+            <w:r>
+              <w:t xml:space="preserve"> </w:t>
+            </w:r>
+            <w:proofErr w:type="spellStart"/>
+            <w:r>
+              <w:t>repo.get_by_id</w:t>
+            </w:r>
+            <w:proofErr w:type="spellEnd"/>
+            <w:r>
+              <w:t>(id)</w:t>
             </w:r>
             <w:r>
               <w:br/>
-              <w:t>if producto.stock &lt; cantidad:</w:t>
+            </w:r>
+            <w:proofErr w:type="spellStart"/>
+            <w:r>
+              <w:t>if</w:t>
+            </w:r>
+            <w:proofErr w:type="spellEnd"/>
+            <w:r>
+              <w:t xml:space="preserve"> </w:t>
+            </w:r>
+            <w:proofErr w:type="spellStart"/>
+            <w:proofErr w:type="gramStart"/>
+            <w:r>
+              <w:t>producto.stock</w:t>
+            </w:r>
+            <w:proofErr w:type="spellEnd"/>
+            <w:proofErr w:type="gramEnd"/>
+            <w:r>
+              <w:t xml:space="preserve"> &lt; cantidad:</w:t>
             </w:r>
             <w:r>
               <w:br/>
-              <w:t xml:space="preserve">    raise StockInsuficiente()</w:t>
+              <w:t xml:space="preserve">    </w:t>
+            </w:r>
+            <w:proofErr w:type="spellStart"/>
+            <w:r>
+              <w:t>raise</w:t>
+            </w:r>
+            <w:proofErr w:type="spellEnd"/>
+            <w:r>
+              <w:t xml:space="preserve"> </w:t>
+            </w:r>
+            <w:proofErr w:type="spellStart"/>
+            <w:proofErr w:type="gramStart"/>
+            <w:r>
+              <w:t>StockInsuficiente</w:t>
+            </w:r>
+            <w:proofErr w:type="spellEnd"/>
+            <w:r>
+              <w:t>(</w:t>
+            </w:r>
+            <w:proofErr w:type="gramEnd"/>
+            <w:r>
+              <w:t>)</w:t>
             </w:r>
             <w:r>
               <w:br/>
-              <w:t>producto = await repo.get_for_update(id)     # ← mientras esperaba, otro descontó</w:t>
+              <w:t xml:space="preserve">producto = </w:t>
+            </w:r>
+            <w:proofErr w:type="spellStart"/>
+            <w:r>
+              <w:t>await</w:t>
+            </w:r>
+            <w:proofErr w:type="spellEnd"/>
+            <w:r>
+              <w:t xml:space="preserve"> </w:t>
+            </w:r>
+            <w:proofErr w:type="spellStart"/>
+            <w:r>
+              <w:t>repo.get_for_update</w:t>
+            </w:r>
+            <w:proofErr w:type="spellEnd"/>
+            <w:r>
+              <w:t>(</w:t>
+            </w:r>
+            <w:proofErr w:type="gramStart"/>
+            <w:r>
+              <w:t xml:space="preserve">id)   </w:t>
+            </w:r>
+            <w:proofErr w:type="gramEnd"/>
+            <w:r>
+              <w:t xml:space="preserve">  # ← mientras esperaba, otro descontó</w:t>
             </w:r>
             <w:r>
               <w:br/>
-              <w:t>producto.stock -= cantidad</w:t>
+            </w:r>
+            <w:proofErr w:type="spellStart"/>
+            <w:proofErr w:type="gramStart"/>
+            <w:r>
+              <w:t>producto.stock</w:t>
+            </w:r>
+            <w:proofErr w:type="spellEnd"/>
+            <w:proofErr w:type="gramEnd"/>
+            <w:r>
+              <w:t xml:space="preserve"> -= cantidad</w:t>
             </w:r>
             <w:r>
               <w:br/>
@@ -3883,19 +4197,90 @@
             </w:r>
             <w:r>
               <w:br/>
-              <w:t>producto = await repo.get_for_update(id)     # ← nadie más puede tocarlo desde acá</w:t>
+              <w:t xml:space="preserve">producto = </w:t>
+            </w:r>
+            <w:proofErr w:type="spellStart"/>
+            <w:r>
+              <w:t>await</w:t>
+            </w:r>
+            <w:proofErr w:type="spellEnd"/>
+            <w:r>
+              <w:t xml:space="preserve"> </w:t>
+            </w:r>
+            <w:proofErr w:type="spellStart"/>
+            <w:r>
+              <w:t>repo.get_for_update</w:t>
+            </w:r>
+            <w:proofErr w:type="spellEnd"/>
+            <w:r>
+              <w:t>(</w:t>
+            </w:r>
+            <w:proofErr w:type="gramStart"/>
+            <w:r>
+              <w:t xml:space="preserve">id)   </w:t>
+            </w:r>
+            <w:proofErr w:type="gramEnd"/>
+            <w:r>
+              <w:t xml:space="preserve">  # ← nadie más puede tocarlo desde acá</w:t>
             </w:r>
             <w:r>
               <w:br/>
-              <w:t>if producto.stock &lt; cantidad:</w:t>
+            </w:r>
+            <w:proofErr w:type="spellStart"/>
+            <w:r>
+              <w:t>if</w:t>
+            </w:r>
+            <w:proofErr w:type="spellEnd"/>
+            <w:r>
+              <w:t xml:space="preserve"> </w:t>
+            </w:r>
+            <w:proofErr w:type="spellStart"/>
+            <w:proofErr w:type="gramStart"/>
+            <w:r>
+              <w:t>producto.stock</w:t>
+            </w:r>
+            <w:proofErr w:type="spellEnd"/>
+            <w:proofErr w:type="gramEnd"/>
+            <w:r>
+              <w:t xml:space="preserve"> &lt; cantidad:</w:t>
             </w:r>
             <w:r>
               <w:br/>
-              <w:t xml:space="preserve">    raise StockInsuficiente()</w:t>
+              <w:t xml:space="preserve">    </w:t>
+            </w:r>
+            <w:proofErr w:type="spellStart"/>
+            <w:r>
+              <w:t>raise</w:t>
+            </w:r>
+            <w:proofErr w:type="spellEnd"/>
+            <w:r>
+              <w:t xml:space="preserve"> </w:t>
+            </w:r>
+            <w:proofErr w:type="spellStart"/>
+            <w:proofErr w:type="gramStart"/>
+            <w:r>
+              <w:t>StockInsuficiente</w:t>
+            </w:r>
+            <w:proofErr w:type="spellEnd"/>
+            <w:r>
+              <w:t>(</w:t>
+            </w:r>
+            <w:proofErr w:type="gramEnd"/>
+            <w:r>
+              <w:t>)</w:t>
             </w:r>
             <w:r>
               <w:br/>
-              <w:t>producto.stock -= cantidad</w:t>
+            </w:r>
+            <w:proofErr w:type="spellStart"/>
+            <w:proofErr w:type="gramStart"/>
+            <w:r>
+              <w:t>producto.stock</w:t>
+            </w:r>
+            <w:proofErr w:type="spellEnd"/>
+            <w:proofErr w:type="gramEnd"/>
+            <w:r>
+              <w:t xml:space="preserve"> -= cantidad</w:t>
             </w:r>
           </w:p>
           <w:p>
@@ -3924,21 +4309,25 @@
             <w:r>
               <w:t xml:space="preserve">Entre el </w:t>
             </w:r>
+            <w:proofErr w:type="spellStart"/>
             <w:r>
               <w:rPr>
                 <w:rStyle w:val="Cdigoenlnea"/>
               </w:rPr>
               <w:t>if</w:t>
             </w:r>
+            <w:proofErr w:type="spellEnd"/>
             <w:r>
               <w:t xml:space="preserve"> y el </w:t>
             </w:r>
+            <w:proofErr w:type="spellStart"/>
             <w:r>
               <w:rPr>
                 <w:rStyle w:val="Cdigoenlnea"/>
               </w:rPr>
               <w:t>get_for_update</w:t>
             </w:r>
+            <w:proofErr w:type="spellEnd"/>
             <w:r>
               <w:t xml:space="preserve"> hay una ventana. Es chiquita, de milisegundos. </w:t>
             </w:r>
@@ -4396,7 +4785,15 @@
         <w:t>409</w:t>
       </w:r>
       <w:r>
-        <w:t xml:space="preserve"> reintentable en lugar de una petición que nunca responde.</w:t>
+        <w:t xml:space="preserve"> </w:t>
+      </w:r>
+      <w:proofErr w:type="spellStart"/>
+      <w:r>
+        <w:t>reintentable</w:t>
+      </w:r>
+      <w:proofErr w:type="spellEnd"/>
+      <w:r>
+        <w:t xml:space="preserve"> en lugar de una petición que nunca responde.</w:t>
       </w:r>
     </w:p>
     <w:p>
@@ -4469,36 +4866,172 @@
               <w:pStyle w:val="Bloquedecdigo"/>
               <w:ind w:left="440" w:right="440"/>
             </w:pPr>
-            <w:r>
-              <w:t>SELECT  bloqueada.pid    AS quien_espera,</w:t>
+            <w:proofErr w:type="gramStart"/>
+            <w:r>
+              <w:t xml:space="preserve">SELECT  </w:t>
+            </w:r>
+            <w:proofErr w:type="spellStart"/>
+            <w:r>
+              <w:t>bloqueada.pid</w:t>
+            </w:r>
+            <w:proofErr w:type="spellEnd"/>
+            <w:proofErr w:type="gramEnd"/>
+            <w:r>
+              <w:t xml:space="preserve">    AS </w:t>
+            </w:r>
+            <w:proofErr w:type="spellStart"/>
+            <w:r>
+              <w:t>quien_espera</w:t>
+            </w:r>
+            <w:proofErr w:type="spellEnd"/>
+            <w:r>
+              <w:t>,</w:t>
             </w:r>
             <w:r>
               <w:br/>
-              <w:t xml:space="preserve">        bloqueada.query  AS sentencia_trabada,</w:t>
+              <w:t xml:space="preserve">        </w:t>
+            </w:r>
+            <w:proofErr w:type="spellStart"/>
+            <w:proofErr w:type="gramStart"/>
+            <w:r>
+              <w:t>bloqueada.query</w:t>
+            </w:r>
+            <w:proofErr w:type="spellEnd"/>
+            <w:proofErr w:type="gramEnd"/>
+            <w:r>
+              <w:t xml:space="preserve">  AS </w:t>
+            </w:r>
+            <w:proofErr w:type="spellStart"/>
+            <w:r>
+              <w:t>sentencia_trabada</w:t>
+            </w:r>
+            <w:proofErr w:type="spellEnd"/>
+            <w:r>
+              <w:t>,</w:t>
             </w:r>
             <w:r>
               <w:br/>
-              <w:t xml:space="preserve">        bloqueante.pid   AS quien_bloquea,</w:t>
+              <w:t xml:space="preserve">        </w:t>
+            </w:r>
+            <w:proofErr w:type="spellStart"/>
+            <w:r>
+              <w:t>bloqueante.pid</w:t>
+            </w:r>
+            <w:proofErr w:type="spellEnd"/>
+            <w:r>
+              <w:t xml:space="preserve">   AS </w:t>
+            </w:r>
+            <w:proofErr w:type="spellStart"/>
+            <w:r>
+              <w:t>quien_bloquea</w:t>
+            </w:r>
+            <w:proofErr w:type="spellEnd"/>
+            <w:r>
+              <w:t>,</w:t>
             </w:r>
             <w:r>
               <w:br/>
-              <w:t xml:space="preserve">        bloqueante.query AS sentencia_que_bloquea</w:t>
-            </w:r>
+              <w:t xml:space="preserve">        </w:t>
+            </w:r>
+            <w:proofErr w:type="spellStart"/>
+            <w:proofErr w:type="gramStart"/>
+            <w:r>
+              <w:t>bloqueante.query</w:t>
+            </w:r>
+            <w:proofErr w:type="spellEnd"/>
+            <w:proofErr w:type="gramEnd"/>
+            <w:r>
+              <w:t xml:space="preserve"> AS </w:t>
+            </w:r>
+            <w:proofErr w:type="spellStart"/>
+            <w:r>
+              <w:t>sentencia_que_bloquea</w:t>
+            </w:r>
+            <w:proofErr w:type="spellEnd"/>
             <w:r>
               <w:br/>
-              <w:t>FROM pg_stat_activity bloqueada</w:t>
+              <w:t xml:space="preserve">FROM </w:t>
+            </w:r>
+            <w:proofErr w:type="spellStart"/>
+            <w:r>
+              <w:t>pg_stat_activity</w:t>
+            </w:r>
+            <w:proofErr w:type="spellEnd"/>
+            <w:r>
+              <w:t xml:space="preserve"> bloqueada</w:t>
             </w:r>
             <w:r>
               <w:br/>
-              <w:t>JOIN pg_stat_activity bloqueante</w:t>
+              <w:t xml:space="preserve">JOIN </w:t>
+            </w:r>
+            <w:proofErr w:type="spellStart"/>
+            <w:r>
+              <w:t>pg_stat_activity</w:t>
+            </w:r>
+            <w:proofErr w:type="spellEnd"/>
+            <w:r>
+              <w:t xml:space="preserve"> bloqueante</w:t>
             </w:r>
             <w:r>
               <w:br/>
-              <w:t xml:space="preserve">  ON bloqueante.pid = ANY(pg_blocking_pids(bloqueada.pid))</w:t>
+              <w:t xml:space="preserve">  ON </w:t>
+            </w:r>
+            <w:proofErr w:type="spellStart"/>
+            <w:r>
+              <w:t>bloqueante.pid</w:t>
+            </w:r>
+            <w:proofErr w:type="spellEnd"/>
+            <w:r>
+              <w:t xml:space="preserve"> = </w:t>
+            </w:r>
+            <w:proofErr w:type="gramStart"/>
+            <w:r>
+              <w:t>ANY(</w:t>
+            </w:r>
+            <w:proofErr w:type="spellStart"/>
+            <w:proofErr w:type="gramEnd"/>
+            <w:r>
+              <w:t>pg_blocking_pids</w:t>
+            </w:r>
+            <w:proofErr w:type="spellEnd"/>
+            <w:r>
+              <w:t>(</w:t>
+            </w:r>
+            <w:proofErr w:type="spellStart"/>
+            <w:r>
+              <w:t>bloqueada.pid</w:t>
+            </w:r>
+            <w:proofErr w:type="spellEnd"/>
+            <w:r>
+              <w:t>))</w:t>
             </w:r>
             <w:r>
               <w:br/>
-              <w:t>WHERE cardinality(pg_blocking_pids(bloqueada.pid)) &gt; 0;</w:t>
+              <w:t xml:space="preserve">WHERE </w:t>
+            </w:r>
+            <w:proofErr w:type="spellStart"/>
+            <w:r>
+              <w:t>cardinality</w:t>
+            </w:r>
+            <w:proofErr w:type="spellEnd"/>
+            <w:r>
+              <w:t>(</w:t>
+            </w:r>
+            <w:proofErr w:type="spellStart"/>
+            <w:r>
+              <w:t>pg_blocking_pids</w:t>
+            </w:r>
+            <w:proofErr w:type="spellEnd"/>
+            <w:r>
+              <w:t>(</w:t>
+            </w:r>
+            <w:proofErr w:type="spellStart"/>
+            <w:r>
+              <w:t>bloqueada.pid</w:t>
+            </w:r>
+            <w:proofErr w:type="spellEnd"/>
+            <w:r>
+              <w:t>)) &gt; 0;</w:t>
             </w:r>
           </w:p>
           <w:p>
@@ -4524,8 +5057,21 @@
               <w:spacing w:after="100" w:line="264" w:lineRule="auto"/>
               <w:ind w:left="200" w:right="200"/>
             </w:pPr>
-            <w:r>
-              <w:t xml:space="preserve">Probá esto: abrí una transacción, bloqueá una fila y </w:t>
+            <w:proofErr w:type="spellStart"/>
+            <w:r>
+              <w:t>Probá</w:t>
+            </w:r>
+            <w:proofErr w:type="spellEnd"/>
+            <w:r>
+              <w:t xml:space="preserve"> esto: abrí una transacción, </w:t>
+            </w:r>
+            <w:proofErr w:type="spellStart"/>
+            <w:r>
+              <w:t>bloqueá</w:t>
+            </w:r>
+            <w:proofErr w:type="spellEnd"/>
+            <w:r>
+              <w:t xml:space="preserve"> una fila y </w:t>
             </w:r>
             <w:r>
               <w:rPr>
@@ -4534,7 +5080,23 @@
               <w:t>no la confirmes</w:t>
             </w:r>
             <w:r>
-              <w:t>. En otra terminal intentá bloquear la misma. En una tercera, corré la consulta de arriba.</w:t>
+              <w:t xml:space="preserve">. En otra terminal </w:t>
+            </w:r>
+            <w:proofErr w:type="spellStart"/>
+            <w:r>
+              <w:t>intentá</w:t>
+            </w:r>
+            <w:proofErr w:type="spellEnd"/>
+            <w:r>
+              <w:t xml:space="preserve"> bloquear la misma. En una tercera, </w:t>
+            </w:r>
+            <w:proofErr w:type="spellStart"/>
+            <w:r>
+              <w:t>corré</w:t>
+            </w:r>
+            <w:proofErr w:type="spellEnd"/>
+            <w:r>
+              <w:t xml:space="preserve"> la consulta de arriba.</w:t>
             </w:r>
           </w:p>
           <w:p>
@@ -4543,14 +5105,27 @@
               <w:ind w:left="200" w:right="200"/>
             </w:pPr>
             <w:r>
-              <w:t xml:space="preserve">Y fijate el detalle que más enseña: </w:t>
-            </w:r>
+              <w:t xml:space="preserve">Y </w:t>
+            </w:r>
+            <w:r>
+              <w:pgNum/>
+            </w:r>
+            <w:proofErr w:type="spellStart"/>
+            <w:r>
+              <w:t>íjate</w:t>
+            </w:r>
+            <w:proofErr w:type="spellEnd"/>
+            <w:r>
+              <w:t xml:space="preserve"> el detalle que más enseña: </w:t>
+            </w:r>
+            <w:proofErr w:type="spellStart"/>
             <w:r>
               <w:rPr>
                 <w:rStyle w:val="Cdigoenlnea"/>
               </w:rPr>
               <w:t>pg_blocking_pids</w:t>
             </w:r>
+            <w:proofErr w:type="spellEnd"/>
             <w:r>
               <w:t xml:space="preserve"> </w:t>
             </w:r>
@@ -4966,8 +5541,17 @@
                 <w:b/>
                 <w:sz w:val="20"/>
               </w:rPr>
-              <w:t>espera a A</w:t>
-            </w:r>
+              <w:t xml:space="preserve">espera a </w:t>
+            </w:r>
+            <w:proofErr w:type="spellStart"/>
+            <w:r>
+              <w:rPr>
+                <w:b/>
+                <w:sz w:val="20"/>
+              </w:rPr>
+              <w:t>A</w:t>
+            </w:r>
+            <w:proofErr w:type="spellEnd"/>
           </w:p>
         </w:tc>
       </w:tr>
@@ -5005,12 +5589,14 @@
       <w:r>
         <w:t xml:space="preserve">. Si las dos transacciones piden primero el 3 y después el 7, la segunda espera a la primera y ninguna se traba. Por eso </w:t>
       </w:r>
+      <w:proofErr w:type="spellStart"/>
       <w:r>
         <w:rPr>
           <w:rStyle w:val="Cdigoenlnea"/>
         </w:rPr>
         <w:t>get_many_for_update</w:t>
       </w:r>
+      <w:proofErr w:type="spellEnd"/>
       <w:r>
         <w:t xml:space="preserve"> ordena los identificadores de forma ascendente por dentro, como vio la clase 6.</w:t>
       </w:r>
@@ -5063,7 +5649,21 @@
         <w:rPr>
           <w:b/>
         </w:rPr>
-        <w:t>Sin un orden entre familias, dos confirmaciones que comparten un producto y un insumo pueden trabarse mutuamente aunque cada familia esté ordenada.</w:t>
+        <w:t xml:space="preserve">Sin un orden entre familias, dos confirmaciones que comparten un producto y un insumo pueden trabarse </w:t>
+      </w:r>
+      <w:proofErr w:type="gramStart"/>
+      <w:r>
+        <w:rPr>
+          <w:b/>
+        </w:rPr>
+        <w:t>mutuamente</w:t>
+      </w:r>
+      <w:proofErr w:type="gramEnd"/>
+      <w:r>
+        <w:rPr>
+          <w:b/>
+        </w:rPr>
+        <w:t xml:space="preserve"> aunque cada familia esté ordenada.</w:t>
       </w:r>
     </w:p>
     <w:p>
@@ -5454,83 +6054,64 @@
         <w:t>.</w:t>
       </w:r>
     </w:p>
-    <w:tbl>
-      <w:tblPr>
-        <w:tblStyle w:val="Tablaconcuadrcula"/>
-        <w:tblW w:w="9000" w:type="dxa"/>
-        <w:tblBorders>
-          <w:top w:val="dotted" w:sz="8" w:space="0" w:color="BFBFBF"/>
-          <w:left w:val="dotted" w:sz="8" w:space="0" w:color="BFBFBF"/>
-          <w:bottom w:val="dotted" w:sz="8" w:space="0" w:color="BFBFBF"/>
-          <w:right w:val="dotted" w:sz="8" w:space="0" w:color="BFBFBF"/>
-          <w:insideH w:val="none" w:sz="0" w:space="0" w:color="auto"/>
-          <w:insideV w:val="none" w:sz="0" w:space="0" w:color="auto"/>
-        </w:tblBorders>
-        <w:tblLook w:val="04A0" w:firstRow="1" w:lastRow="0" w:firstColumn="1" w:lastColumn="0" w:noHBand="0" w:noVBand="1"/>
-      </w:tblPr>
-      <w:tblGrid>
-        <w:gridCol w:w="9000"/>
-      </w:tblGrid>
-      <w:tr>
-        <w:trPr>
-          <w:trHeight w:val="3960"/>
-        </w:trPr>
-        <w:tc>
-          <w:tcPr>
-            <w:tcW w:w="8494" w:type="dxa"/>
-            <w:shd w:val="clear" w:color="FAFAFA" w:fill="FAFAFA"/>
-            <w:vAlign w:val="center"/>
-          </w:tcPr>
-          <w:p>
-            <w:pPr>
-              <w:spacing w:line="260" w:lineRule="auto"/>
-              <w:ind w:left="560" w:right="560"/>
-              <w:jc w:val="center"/>
-              <w:rPr>
-                <w:i/>
-                <w:color w:val="909497"/>
-                <w:sz w:val="18"/>
-              </w:rPr>
-            </w:pPr>
-            <w:r>
-              <w:rPr>
-                <w:b/>
-                <w:color w:val="909497"/>
-                <w:sz w:val="18"/>
-              </w:rPr>
-              <w:t>FIGURA 7.3</w:t>
-            </w:r>
-            <w:r>
-              <w:rPr>
-                <w:i/>
-                <w:color w:val="909497"/>
-                <w:sz w:val="18"/>
-              </w:rPr>
-              <w:br/>
-              <w:t>diagrama</w:t>
-            </w:r>
-            <w:r>
-              <w:rPr>
-                <w:i/>
-                <w:color w:val="909497"/>
-                <w:sz w:val="18"/>
-              </w:rPr>
-              <w:br/>
-              <w:t>Dos transacciones con sus identificadores perfectamente ordenados dentro de cada familia, trabándose igual porque una empezó por producto y la otra por insumo. Al lado, la versión con RN-18 completa.</w:t>
-            </w:r>
-            <w:r>
-              <w:rPr>
-                <w:i/>
-                <w:color w:val="909497"/>
-                <w:sz w:val="18"/>
-              </w:rPr>
-              <w:br/>
-              <w:t>Resaltar: que el orden dentro de cada familia no alcanza.</w:t>
-            </w:r>
-          </w:p>
-        </w:tc>
-      </w:tr>
-    </w:tbl>
+    <w:p>
+      <w:pPr>
+        <w:pStyle w:val="Epgrafedefigura"/>
+      </w:pPr>
+      <w:r>
+        <w:rPr>
+          <w:noProof/>
+        </w:rPr>
+        <w:drawing>
+          <wp:inline distT="0" distB="0" distL="0" distR="0" wp14:anchorId="38F04223" wp14:editId="5774D501">
+            <wp:extent cx="5391150" cy="2684780"/>
+            <wp:effectExtent l="0" t="0" r="0" b="1270"/>
+            <wp:docPr id="470215126" name="Imagen 4"/>
+            <wp:cNvGraphicFramePr>
+              <a:graphicFrameLocks xmlns:a="http://schemas.openxmlformats.org/drawingml/2006/main" noChangeAspect="1"/>
+            </wp:cNvGraphicFramePr>
+            <a:graphic xmlns:a="http://schemas.openxmlformats.org/drawingml/2006/main">
+              <a:graphicData uri="http://schemas.openxmlformats.org/drawingml/2006/picture">
+                <pic:pic xmlns:pic="http://schemas.openxmlformats.org/drawingml/2006/picture">
+                  <pic:nvPicPr>
+                    <pic:cNvPr id="0" name="Picture 4"/>
+                    <pic:cNvPicPr>
+                      <a:picLocks noChangeAspect="1" noChangeArrowheads="1"/>
+                    </pic:cNvPicPr>
+                  </pic:nvPicPr>
+                  <pic:blipFill>
+                    <a:blip r:embed="rId10" cstate="print">
+                      <a:extLst>
+                        <a:ext uri="{28A0092B-C50C-407E-A947-70E740481C1C}">
+                          <a14:useLocalDpi xmlns:a14="http://schemas.microsoft.com/office/drawing/2010/main" val="0"/>
+                        </a:ext>
+                      </a:extLst>
+                    </a:blip>
+                    <a:srcRect/>
+                    <a:stretch>
+                      <a:fillRect/>
+                    </a:stretch>
+                  </pic:blipFill>
+                  <pic:spPr bwMode="auto">
+                    <a:xfrm>
+                      <a:off x="0" y="0"/>
+                      <a:ext cx="5391150" cy="2684780"/>
+                    </a:xfrm>
+                    <a:prstGeom prst="rect">
+                      <a:avLst/>
+                    </a:prstGeom>
+                    <a:noFill/>
+                    <a:ln>
+                      <a:noFill/>
+                    </a:ln>
+                  </pic:spPr>
+                </pic:pic>
+              </a:graphicData>
+            </a:graphic>
+          </wp:inline>
+        </w:drawing>
+      </w:r>
+    </w:p>
     <w:p>
       <w:pPr>
         <w:pStyle w:val="Epgrafedefigura"/>
@@ -5669,14 +6250,26 @@
               <w:spacing w:after="100" w:line="264" w:lineRule="auto"/>
               <w:ind w:left="200" w:right="200"/>
             </w:pPr>
-            <w:r>
-              <w:t xml:space="preserve">Pensá lo raro que es esto. Dos transacciones que no se conocen, que corren en procesos distintos, escritas quizá por personas distintas, </w:t>
-            </w:r>
-            <w:r>
-              <w:rPr>
-                <w:b/>
-              </w:rPr>
-              <w:t>nunca se van a trabar si las dos siguen la misma convención de orden.</w:t>
+            <w:proofErr w:type="spellStart"/>
+            <w:r>
+              <w:t>Pensá</w:t>
+            </w:r>
+            <w:proofErr w:type="spellEnd"/>
+            <w:r>
+              <w:t xml:space="preserve"> lo raro que es esto. Dos transacciones que no se conocen, que corren en procesos distintos, escritas quizá por personas distintas, </w:t>
+            </w:r>
+            <w:r>
+              <w:rPr>
+                <w:b/>
+              </w:rPr>
+              <w:t xml:space="preserve">nunca se van a trabar si las dos siguen la </w:t>
+            </w:r>
+            <w:r>
+              <w:rPr>
+                <w:b/>
+              </w:rPr>
+              <w:lastRenderedPageBreak/>
+              <w:t>misma convención de orden.</w:t>
             </w:r>
             <w:r>
               <w:t xml:space="preserve"> No hace falta que se pongan de acuerdo, ni que se avisen, ni que exista un coordinador.</w:t>
@@ -5688,7 +6281,6 @@
               <w:ind w:left="200" w:right="200"/>
             </w:pPr>
             <w:r>
-              <w:lastRenderedPageBreak/>
               <w:t xml:space="preserve">Alcanza con que </w:t>
             </w:r>
             <w:r>
@@ -5875,11 +6467,19 @@
       <w:r>
         <w:t xml:space="preserve">La segunda manera —la del TPI— es </w:t>
       </w:r>
-      <w:r>
-        <w:rPr>
-          <w:b/>
-        </w:rPr>
-        <w:t>declararla como datos</w:t>
+      <w:proofErr w:type="gramStart"/>
+      <w:r>
+        <w:rPr>
+          <w:b/>
+        </w:rPr>
+        <w:t>declararla como</w:t>
+      </w:r>
+      <w:proofErr w:type="gramEnd"/>
+      <w:r>
+        <w:rPr>
+          <w:b/>
+        </w:rPr>
+        <w:t xml:space="preserve"> datos</w:t>
       </w:r>
       <w:r>
         <w:t xml:space="preserve">: una tabla de estados y una matriz de transiciones que dice, para cada par de estados, </w:t>
@@ -5919,12 +6519,14 @@
       <w:r>
         <w:t xml:space="preserve">, no un condicional en el código. Un pedido entregado o cancelado no puede moverse porque su estado lo dice, no porque alguien se acordó de escribir el </w:t>
       </w:r>
+      <w:proofErr w:type="spellStart"/>
       <w:r>
         <w:rPr>
           <w:rStyle w:val="Cdigoenlnea"/>
         </w:rPr>
         <w:t>if</w:t>
       </w:r>
+      <w:proofErr w:type="spellEnd"/>
       <w:r>
         <w:t>.</w:t>
       </w:r>
@@ -5949,7 +6551,21 @@
         <w:rPr>
           <w:i/>
         </w:rPr>
-        <w:t>“no tenés permiso”</w:t>
+        <w:t xml:space="preserve">“no </w:t>
+      </w:r>
+      <w:proofErr w:type="spellStart"/>
+      <w:r>
+        <w:rPr>
+          <w:i/>
+        </w:rPr>
+        <w:t>tenés</w:t>
+      </w:r>
+      <w:proofErr w:type="spellEnd"/>
+      <w:r>
+        <w:rPr>
+          <w:i/>
+        </w:rPr>
+        <w:t xml:space="preserve"> permiso”</w:t>
       </w:r>
       <w:r>
         <w:t xml:space="preserve"> para algo que sí puede hacer.</w:t>
@@ -6024,7 +6640,22 @@
               <w:rPr>
                 <w:b/>
               </w:rPr>
-              <w:t>Una máquina de estados se declara como datos, no se programa como condicionales.</w:t>
+              <w:lastRenderedPageBreak/>
+              <w:t xml:space="preserve">Una máquina de estados se </w:t>
+            </w:r>
+            <w:proofErr w:type="gramStart"/>
+            <w:r>
+              <w:rPr>
+                <w:b/>
+              </w:rPr>
+              <w:t>declara como</w:t>
+            </w:r>
+            <w:proofErr w:type="gramEnd"/>
+            <w:r>
+              <w:rPr>
+                <w:b/>
+              </w:rPr>
+              <w:t xml:space="preserve"> datos, no se programa como condicionales.</w:t>
             </w:r>
           </w:p>
           <w:p>
@@ -6033,7 +6664,29 @@
               <w:ind w:left="200" w:right="200"/>
             </w:pPr>
             <w:r>
-              <w:t>Y fijate cómo cambia lo que podés hacer con ella:</w:t>
+              <w:t xml:space="preserve">Y </w:t>
+            </w:r>
+            <w:r>
+              <w:pgNum/>
+            </w:r>
+            <w:proofErr w:type="spellStart"/>
+            <w:r>
+              <w:t>tems</w:t>
+            </w:r>
+            <w:proofErr w:type="spellEnd"/>
+            <w:r>
+              <w:pgNum/>
+            </w:r>
+            <w:r>
+              <w:t xml:space="preserve"> cómo cambia lo que </w:t>
+            </w:r>
+            <w:proofErr w:type="spellStart"/>
+            <w:r>
+              <w:t>podés</w:t>
+            </w:r>
+            <w:proofErr w:type="spellEnd"/>
+            <w:r>
+              <w:t xml:space="preserve"> hacer con ella:</w:t>
             </w:r>
           </w:p>
           <w:tbl>
@@ -6075,7 +6728,6 @@
                       <w:b/>
                       <w:sz w:val="20"/>
                     </w:rPr>
-                    <w:lastRenderedPageBreak/>
                     <w:t>Con condicionales</w:t>
                   </w:r>
                 </w:p>
@@ -6324,11 +6976,19 @@
             <w:r>
               <w:t xml:space="preserve">Es exactamente el mismo criterio de la clase 4 con las restricciones, y el de esta clase con el ordenamiento adentro del método: </w:t>
             </w:r>
-            <w:r>
-              <w:rPr>
-                <w:b/>
-              </w:rPr>
-              <w:t>poné la regla donde no dependa de que alguien se acuerde.</w:t>
+            <w:proofErr w:type="spellStart"/>
+            <w:r>
+              <w:rPr>
+                <w:b/>
+              </w:rPr>
+              <w:t>poné</w:t>
+            </w:r>
+            <w:proofErr w:type="spellEnd"/>
+            <w:r>
+              <w:rPr>
+                <w:b/>
+              </w:rPr>
+              <w:t xml:space="preserve"> la regla donde no dependa de que alguien se acuerde.</w:t>
             </w:r>
           </w:p>
           <w:p>
@@ -6411,7 +7071,15 @@
         <w:t>en la misma transacción</w:t>
       </w:r>
       <w:r>
-        <w:t xml:space="preserve"> y a anulado en toda cancelación.</w:t>
+        <w:t xml:space="preserve"> y </w:t>
+      </w:r>
+      <w:proofErr w:type="spellStart"/>
+      <w:r>
+        <w:t>a</w:t>
+      </w:r>
+      <w:proofErr w:type="spellEnd"/>
+      <w:r>
+        <w:t xml:space="preserve"> anulado en toda cancelación.</w:t>
       </w:r>
     </w:p>
     <w:p>
@@ -6551,15 +7219,85 @@
             </w:r>
             <w:r>
               <w:br/>
-              <w:t>for linea in pedido.lineas:</w:t>
+            </w:r>
+            <w:proofErr w:type="spellStart"/>
+            <w:r>
+              <w:t>for</w:t>
+            </w:r>
+            <w:proofErr w:type="spellEnd"/>
+            <w:r>
+              <w:t xml:space="preserve"> </w:t>
+            </w:r>
+            <w:r>
+              <w:pgNum/>
+            </w:r>
+            <w:proofErr w:type="spellStart"/>
+            <w:r>
+              <w:t>tems</w:t>
+            </w:r>
+            <w:proofErr w:type="spellEnd"/>
+            <w:r>
+              <w:t xml:space="preserve"> in </w:t>
+            </w:r>
+            <w:proofErr w:type="spellStart"/>
+            <w:r>
+              <w:t>pedido.lineas</w:t>
+            </w:r>
+            <w:proofErr w:type="spellEnd"/>
+            <w:r>
+              <w:t>:</w:t>
             </w:r>
             <w:r>
               <w:br/>
-              <w:t xml:space="preserve">    producto = productos[linea.producto_id]</w:t>
+              <w:t xml:space="preserve">    producto = productos[</w:t>
+            </w:r>
+            <w:r>
+              <w:pgNum/>
+            </w:r>
+            <w:proofErr w:type="spellStart"/>
+            <w:r>
+              <w:t>tems</w:t>
+            </w:r>
+            <w:r>
+              <w:t>.producto_id</w:t>
+            </w:r>
+            <w:proofErr w:type="spellEnd"/>
+            <w:r>
+              <w:t>]</w:t>
             </w:r>
             <w:r>
               <w:br/>
-              <w:t xml:space="preserve">    if producto.stock_cantidad &lt; linea.cantidad:      # ← 1 &gt;= 1 </w:t>
+              <w:t xml:space="preserve">    </w:t>
+            </w:r>
+            <w:proofErr w:type="spellStart"/>
+            <w:r>
+              <w:t>if</w:t>
+            </w:r>
+            <w:proofErr w:type="spellEnd"/>
+            <w:r>
+              <w:t xml:space="preserve"> </w:t>
+            </w:r>
+            <w:proofErr w:type="spellStart"/>
+            <w:r>
+              <w:t>producto.stock_cantidad</w:t>
+            </w:r>
+            <w:proofErr w:type="spellEnd"/>
+            <w:r>
+              <w:t xml:space="preserve"> &lt; </w:t>
+            </w:r>
+            <w:r>
+              <w:pgNum/>
+            </w:r>
+            <w:proofErr w:type="spellStart"/>
+            <w:r>
+              <w:t>tems</w:t>
+            </w:r>
+            <w:r>
+              <w:t>.cantidad</w:t>
+            </w:r>
+            <w:proofErr w:type="spellEnd"/>
+            <w:r>
+              <w:t xml:space="preserve">:      # ← 1 &gt;= 1 </w:t>
             </w:r>
             <w:r>
               <w:rPr>
@@ -6569,7 +7307,37 @@
             </w:r>
             <w:r>
               <w:br/>
-              <w:t xml:space="preserve">        raise StockInsuficiente(linea.producto_id)     #   1 &gt;= 1 </w:t>
+              <w:t xml:space="preserve">        </w:t>
+            </w:r>
+            <w:proofErr w:type="spellStart"/>
+            <w:r>
+              <w:t>raise</w:t>
+            </w:r>
+            <w:proofErr w:type="spellEnd"/>
+            <w:r>
+              <w:t xml:space="preserve"> </w:t>
+            </w:r>
+            <w:proofErr w:type="spellStart"/>
+            <w:r>
+              <w:t>StockInsuficiente</w:t>
+            </w:r>
+            <w:proofErr w:type="spellEnd"/>
+            <w:r>
+              <w:t>(</w:t>
+            </w:r>
+            <w:r>
+              <w:pgNum/>
+            </w:r>
+            <w:proofErr w:type="spellStart"/>
+            <w:r>
+              <w:t>tems</w:t>
+            </w:r>
+            <w:r>
+              <w:t>.producto_id</w:t>
+            </w:r>
+            <w:proofErr w:type="spellEnd"/>
+            <w:r>
+              <w:t xml:space="preserve">)     #   1 &gt;= 1 </w:t>
             </w:r>
             <w:r>
               <w:rPr>
@@ -6582,7 +7350,29 @@
             </w:r>
             <w:r>
               <w:br/>
-              <w:t xml:space="preserve">    producto.stock_cantidad -= linea.cantidad          # </w:t>
+              <w:t xml:space="preserve">    </w:t>
+            </w:r>
+            <w:proofErr w:type="spellStart"/>
+            <w:r>
+              <w:t>producto.stock_cantidad</w:t>
+            </w:r>
+            <w:proofErr w:type="spellEnd"/>
+            <w:r>
+              <w:t xml:space="preserve"> -= </w:t>
+            </w:r>
+            <w:r>
+              <w:pgNum/>
+            </w:r>
+            <w:proofErr w:type="spellStart"/>
+            <w:r>
+              <w:t>tems</w:t>
+            </w:r>
+            <w:r>
+              <w:t>.cantidad</w:t>
+            </w:r>
+            <w:proofErr w:type="spellEnd"/>
+            <w:r>
+              <w:t xml:space="preserve">          # </w:t>
             </w:r>
             <w:r>
               <w:rPr>
@@ -6611,15 +7401,85 @@
             </w:r>
             <w:r>
               <w:br/>
-              <w:t>requerido = defaultdict(int)</w:t>
+              <w:t xml:space="preserve">requerido = </w:t>
+            </w:r>
+            <w:proofErr w:type="spellStart"/>
+            <w:r>
+              <w:t>defaultdict</w:t>
+            </w:r>
+            <w:proofErr w:type="spellEnd"/>
+            <w:r>
+              <w:t>(</w:t>
+            </w:r>
+            <w:proofErr w:type="spellStart"/>
+            <w:r>
+              <w:t>int</w:t>
+            </w:r>
+            <w:proofErr w:type="spellEnd"/>
+            <w:r>
+              <w:t>)</w:t>
             </w:r>
             <w:r>
               <w:br/>
-              <w:t>for linea in pedido.lineas:</w:t>
+            </w:r>
+            <w:proofErr w:type="spellStart"/>
+            <w:r>
+              <w:t>for</w:t>
+            </w:r>
+            <w:proofErr w:type="spellEnd"/>
+            <w:r>
+              <w:t xml:space="preserve"> </w:t>
+            </w:r>
+            <w:r>
+              <w:pgNum/>
+            </w:r>
+            <w:proofErr w:type="spellStart"/>
+            <w:r>
+              <w:t>tems</w:t>
+            </w:r>
+            <w:proofErr w:type="spellEnd"/>
+            <w:r>
+              <w:t xml:space="preserve"> in </w:t>
+            </w:r>
+            <w:proofErr w:type="spellStart"/>
+            <w:r>
+              <w:t>pedido.lineas</w:t>
+            </w:r>
+            <w:proofErr w:type="spellEnd"/>
+            <w:r>
+              <w:t>:</w:t>
             </w:r>
             <w:r>
               <w:br/>
-              <w:t xml:space="preserve">    requerido[linea.producto_id] += linea.cantidad     # </w:t>
+              <w:t xml:space="preserve">    requerido[</w:t>
+            </w:r>
+            <w:r>
+              <w:pgNum/>
+            </w:r>
+            <w:proofErr w:type="spellStart"/>
+            <w:r>
+              <w:t>tems</w:t>
+            </w:r>
+            <w:r>
+              <w:t>.producto_id</w:t>
+            </w:r>
+            <w:proofErr w:type="spellEnd"/>
+            <w:r>
+              <w:t xml:space="preserve">] += </w:t>
+            </w:r>
+            <w:r>
+              <w:pgNum/>
+            </w:r>
+            <w:proofErr w:type="spellStart"/>
+            <w:r>
+              <w:t>tems</w:t>
+            </w:r>
+            <w:r>
+              <w:t>.cantidad</w:t>
+            </w:r>
+            <w:proofErr w:type="spellEnd"/>
+            <w:r>
+              <w:t xml:space="preserve">     # </w:t>
             </w:r>
             <w:r>
               <w:rPr>
@@ -6650,19 +7510,90 @@
             </w:r>
             <w:r>
               <w:br/>
-              <w:t>for producto_id, cantidad in requerido.items():</w:t>
+            </w:r>
+            <w:proofErr w:type="spellStart"/>
+            <w:r>
+              <w:t>for</w:t>
+            </w:r>
+            <w:proofErr w:type="spellEnd"/>
+            <w:r>
+              <w:t xml:space="preserve"> </w:t>
+            </w:r>
+            <w:proofErr w:type="spellStart"/>
+            <w:r>
+              <w:t>producto_id</w:t>
+            </w:r>
+            <w:proofErr w:type="spellEnd"/>
+            <w:r>
+              <w:t xml:space="preserve">, cantidad in </w:t>
+            </w:r>
+            <w:proofErr w:type="spellStart"/>
+            <w:r>
+              <w:t>requerido.items</w:t>
+            </w:r>
+            <w:proofErr w:type="spellEnd"/>
+            <w:r>
+              <w:t>():</w:t>
             </w:r>
             <w:r>
               <w:br/>
-              <w:t xml:space="preserve">    producto = productos[producto_id]</w:t>
+              <w:t xml:space="preserve">    producto = productos[</w:t>
+            </w:r>
+            <w:proofErr w:type="spellStart"/>
+            <w:r>
+              <w:t>producto_id</w:t>
+            </w:r>
+            <w:proofErr w:type="spellEnd"/>
+            <w:r>
+              <w:t>]</w:t>
             </w:r>
             <w:r>
               <w:br/>
-              <w:t xml:space="preserve">    if producto.stock_cantidad &lt; cantidad:</w:t>
+              <w:t xml:space="preserve">    </w:t>
+            </w:r>
+            <w:proofErr w:type="spellStart"/>
+            <w:r>
+              <w:t>if</w:t>
+            </w:r>
+            <w:proofErr w:type="spellEnd"/>
+            <w:r>
+              <w:t xml:space="preserve"> </w:t>
+            </w:r>
+            <w:proofErr w:type="spellStart"/>
+            <w:r>
+              <w:t>producto.stock_cantidad</w:t>
+            </w:r>
+            <w:proofErr w:type="spellEnd"/>
+            <w:r>
+              <w:t xml:space="preserve"> &lt; cantidad:</w:t>
             </w:r>
             <w:r>
               <w:br/>
-              <w:t xml:space="preserve">        raise StockInsuficiente(producto_id)</w:t>
+              <w:t xml:space="preserve">        </w:t>
+            </w:r>
+            <w:proofErr w:type="spellStart"/>
+            <w:r>
+              <w:t>raise</w:t>
+            </w:r>
+            <w:proofErr w:type="spellEnd"/>
+            <w:r>
+              <w:t xml:space="preserve"> </w:t>
+            </w:r>
+            <w:proofErr w:type="spellStart"/>
+            <w:r>
+              <w:t>StockInsuficiente</w:t>
+            </w:r>
+            <w:proofErr w:type="spellEnd"/>
+            <w:r>
+              <w:t>(</w:t>
+            </w:r>
+            <w:proofErr w:type="spellStart"/>
+            <w:r>
+              <w:t>producto_id</w:t>
+            </w:r>
+            <w:proofErr w:type="spellEnd"/>
+            <w:r>
+              <w:t>)</w:t>
             </w:r>
           </w:p>
           <w:p>
@@ -6791,11 +7722,47 @@
         <w:spacing w:line="276" w:lineRule="auto"/>
         <w:ind w:left="360" w:right="360"/>
       </w:pPr>
+      <w:proofErr w:type="spellStart"/>
+      <w:proofErr w:type="gramStart"/>
       <w:r>
         <w:rPr>
           <w:rStyle w:val="Cdigoenlnea"/>
         </w:rPr>
-        <w:t>stock.aplicar_movimiento(...)</w:t>
+        <w:t>stock.aplicar</w:t>
+      </w:r>
+      <w:proofErr w:type="gramEnd"/>
+      <w:r>
+        <w:rPr>
+          <w:rStyle w:val="Cdigoenlnea"/>
+        </w:rPr>
+        <w:t>_</w:t>
+      </w:r>
+      <w:proofErr w:type="gramStart"/>
+      <w:r>
+        <w:rPr>
+          <w:rStyle w:val="Cdigoenlnea"/>
+        </w:rPr>
+        <w:t>movimiento</w:t>
+      </w:r>
+      <w:proofErr w:type="spellEnd"/>
+      <w:r>
+        <w:rPr>
+          <w:rStyle w:val="Cdigoenlnea"/>
+        </w:rPr>
+        <w:t>(</w:t>
+      </w:r>
+      <w:proofErr w:type="gramEnd"/>
+      <w:r>
+        <w:rPr>
+          <w:rStyle w:val="Cdigoenlnea"/>
+        </w:rPr>
+        <w:t>…</w:t>
+      </w:r>
+      <w:r>
+        <w:rPr>
+          <w:rStyle w:val="Cdigoenlnea"/>
+        </w:rPr>
+        <w:t>)</w:t>
       </w:r>
       <w:r>
         <w:t xml:space="preserve"> es </w:t>
@@ -6816,75 +7783,65 @@
         <w:t>e inserta la fila de movimiento en la misma llamada y en la misma transacción.</w:t>
       </w:r>
     </w:p>
-    <w:tbl>
-      <w:tblPr>
-        <w:tblStyle w:val="Tablaconcuadrcula"/>
-        <w:tblW w:w="9000" w:type="dxa"/>
-        <w:tblBorders>
-          <w:top w:val="dotted" w:sz="8" w:space="0" w:color="BFBFBF"/>
-          <w:left w:val="dotted" w:sz="8" w:space="0" w:color="BFBFBF"/>
-          <w:bottom w:val="dotted" w:sz="8" w:space="0" w:color="BFBFBF"/>
-          <w:right w:val="dotted" w:sz="8" w:space="0" w:color="BFBFBF"/>
-          <w:insideH w:val="none" w:sz="0" w:space="0" w:color="auto"/>
-          <w:insideV w:val="none" w:sz="0" w:space="0" w:color="auto"/>
-        </w:tblBorders>
-        <w:tblLook w:val="04A0" w:firstRow="1" w:lastRow="0" w:firstColumn="1" w:lastColumn="0" w:noHBand="0" w:noVBand="1"/>
-      </w:tblPr>
-      <w:tblGrid>
-        <w:gridCol w:w="9000"/>
-      </w:tblGrid>
-      <w:tr>
-        <w:trPr>
-          <w:trHeight w:val="3960"/>
-        </w:trPr>
-        <w:tc>
-          <w:tcPr>
-            <w:tcW w:w="8494" w:type="dxa"/>
-            <w:shd w:val="clear" w:color="FAFAFA" w:fill="FAFAFA"/>
-            <w:vAlign w:val="center"/>
-          </w:tcPr>
-          <w:p>
-            <w:pPr>
-              <w:spacing w:line="260" w:lineRule="auto"/>
-              <w:ind w:left="560" w:right="560"/>
-              <w:jc w:val="center"/>
-              <w:rPr>
-                <w:i/>
-                <w:color w:val="909497"/>
-                <w:sz w:val="18"/>
-              </w:rPr>
-            </w:pPr>
-            <w:r>
-              <w:rPr>
-                <w:b/>
-                <w:color w:val="909497"/>
-                <w:sz w:val="18"/>
-              </w:rPr>
-              <w:lastRenderedPageBreak/>
-              <w:t>FIGURA 7.5</w:t>
-            </w:r>
-            <w:r>
-              <w:rPr>
-                <w:i/>
-                <w:color w:val="909497"/>
-                <w:sz w:val="18"/>
-              </w:rPr>
-              <w:br/>
-              <w:t>diagrama</w:t>
-            </w:r>
-            <w:r>
-              <w:rPr>
-                <w:i/>
-                <w:color w:val="909497"/>
-                <w:sz w:val="18"/>
-              </w:rPr>
-              <w:br/>
-              <w:t>Los servicios que necesitan mover stock, todos pasando por aplicar_movimiento(), que actualiza la columna e inserta el movimiento en la misma transacción. Al costado, el UPDATE directo tachado, y la propiedad de reconstrucción como verificación.</w:t>
-            </w:r>
-          </w:p>
-        </w:tc>
-      </w:tr>
-    </w:tbl>
+    <w:p>
+      <w:pPr>
+        <w:pStyle w:val="Epgrafedefigura"/>
+      </w:pPr>
+      <w:r>
+        <w:rPr>
+          <w:noProof/>
+        </w:rPr>
+        <w:lastRenderedPageBreak/>
+        <w:drawing>
+          <wp:inline distT="0" distB="0" distL="0" distR="0" wp14:anchorId="39C55842" wp14:editId="6E15DAB9">
+            <wp:extent cx="5391150" cy="4564380"/>
+            <wp:effectExtent l="0" t="0" r="0" b="7620"/>
+            <wp:docPr id="1600903905" name="Imagen 5"/>
+            <wp:cNvGraphicFramePr>
+              <a:graphicFrameLocks xmlns:a="http://schemas.openxmlformats.org/drawingml/2006/main" noChangeAspect="1"/>
+            </wp:cNvGraphicFramePr>
+            <a:graphic xmlns:a="http://schemas.openxmlformats.org/drawingml/2006/main">
+              <a:graphicData uri="http://schemas.openxmlformats.org/drawingml/2006/picture">
+                <pic:pic xmlns:pic="http://schemas.openxmlformats.org/drawingml/2006/picture">
+                  <pic:nvPicPr>
+                    <pic:cNvPr id="0" name="Picture 5"/>
+                    <pic:cNvPicPr>
+                      <a:picLocks noChangeAspect="1" noChangeArrowheads="1"/>
+                    </pic:cNvPicPr>
+                  </pic:nvPicPr>
+                  <pic:blipFill>
+                    <a:blip r:embed="rId11" cstate="print">
+                      <a:extLst>
+                        <a:ext uri="{28A0092B-C50C-407E-A947-70E740481C1C}">
+                          <a14:useLocalDpi xmlns:a14="http://schemas.microsoft.com/office/drawing/2010/main" val="0"/>
+                        </a:ext>
+                      </a:extLst>
+                    </a:blip>
+                    <a:srcRect/>
+                    <a:stretch>
+                      <a:fillRect/>
+                    </a:stretch>
+                  </pic:blipFill>
+                  <pic:spPr bwMode="auto">
+                    <a:xfrm>
+                      <a:off x="0" y="0"/>
+                      <a:ext cx="5391150" cy="4564380"/>
+                    </a:xfrm>
+                    <a:prstGeom prst="rect">
+                      <a:avLst/>
+                    </a:prstGeom>
+                    <a:noFill/>
+                    <a:ln>
+                      <a:noFill/>
+                    </a:ln>
+                  </pic:spPr>
+                </pic:pic>
+              </a:graphicData>
+            </a:graphic>
+          </wp:inline>
+        </w:drawing>
+      </w:r>
+    </w:p>
     <w:p>
       <w:pPr>
         <w:pStyle w:val="Epgrafedefigura"/>
@@ -7084,8 +8041,14 @@
               <w:spacing w:after="100" w:line="264" w:lineRule="auto"/>
               <w:ind w:left="200" w:right="200"/>
             </w:pPr>
-            <w:r>
-              <w:t>Frená un segundo acá, porque esto ya lo hiciste en POO y quizás no lo estás conectando.</w:t>
+            <w:proofErr w:type="spellStart"/>
+            <w:r>
+              <w:lastRenderedPageBreak/>
+              <w:t>Frená</w:t>
+            </w:r>
+            <w:proofErr w:type="spellEnd"/>
+            <w:r>
+              <w:t xml:space="preserve"> un segundo acá, porque esto ya lo hiciste en POO y quizás no lo estás conectando.</w:t>
             </w:r>
           </w:p>
           <w:p>
@@ -7097,7 +8060,21 @@
               <w:rPr>
                 <w:b/>
               </w:rPr>
-              <w:t>`aplicar_movimiento` es una fachada, y la razón de que exista es la misma por la que en la actividad 6 pusiste el comportamiento adentro del objeto que compone.</w:t>
+              <w:t>`</w:t>
+            </w:r>
+            <w:proofErr w:type="spellStart"/>
+            <w:r>
+              <w:rPr>
+                <w:b/>
+              </w:rPr>
+              <w:t>aplicar_movimiento</w:t>
+            </w:r>
+            <w:proofErr w:type="spellEnd"/>
+            <w:r>
+              <w:rPr>
+                <w:b/>
+              </w:rPr>
+              <w:t>` es una fachada, y la razón de que exista es la misma por la que en la actividad 6 pusiste el comportamiento adentro del objeto que compone.</w:t>
             </w:r>
           </w:p>
           <w:p>
@@ -7105,8 +8082,13 @@
               <w:spacing w:after="100" w:line="264" w:lineRule="auto"/>
               <w:ind w:left="200" w:right="200"/>
             </w:pPr>
-            <w:r>
-              <w:t xml:space="preserve">Acordate del criterio de encapsulamiento: </w:t>
+            <w:proofErr w:type="spellStart"/>
+            <w:r>
+              <w:t>Acordate</w:t>
+            </w:r>
+            <w:proofErr w:type="spellEnd"/>
+            <w:r>
+              <w:t xml:space="preserve"> del criterio de encapsulamiento: </w:t>
             </w:r>
             <w:r>
               <w:rPr>
@@ -7126,11 +8108,21 @@
             <w:r>
               <w:t xml:space="preserve">, y el atributo queda privado. Si cualquiera puede escribir </w:t>
             </w:r>
+            <w:proofErr w:type="spellStart"/>
+            <w:proofErr w:type="gramStart"/>
             <w:r>
               <w:rPr>
                 <w:rStyle w:val="Cdigoenlnea"/>
               </w:rPr>
-              <w:t>objeto.saldo = 500</w:t>
+              <w:t>objeto.saldo</w:t>
+            </w:r>
+            <w:proofErr w:type="spellEnd"/>
+            <w:proofErr w:type="gramEnd"/>
+            <w:r>
+              <w:rPr>
+                <w:rStyle w:val="Cdigoenlnea"/>
+              </w:rPr>
+              <w:t xml:space="preserve"> = 500</w:t>
             </w:r>
             <w:r>
               <w:t>, la clase no garantiza nada.</w:t>
@@ -7281,11 +8273,33 @@
                       <w:rStyle w:val="Cdigoenlnea"/>
                     </w:rPr>
                   </w:pPr>
+                  <w:proofErr w:type="spellStart"/>
                   <w:r>
                     <w:rPr>
                       <w:rStyle w:val="Cdigoenlnea"/>
                     </w:rPr>
-                    <w:t>aplicar_movimiento()</w:t>
+                    <w:t>aplicar_</w:t>
+                  </w:r>
+                  <w:proofErr w:type="gramStart"/>
+                  <w:r>
+                    <w:rPr>
+                      <w:rStyle w:val="Cdigoenlnea"/>
+                    </w:rPr>
+                    <w:t>movimiento</w:t>
+                  </w:r>
+                  <w:proofErr w:type="spellEnd"/>
+                  <w:r>
+                    <w:rPr>
+                      <w:rStyle w:val="Cdigoenlnea"/>
+                    </w:rPr>
+                    <w:t>(</w:t>
+                  </w:r>
+                  <w:proofErr w:type="gramEnd"/>
+                  <w:r>
+                    <w:rPr>
+                      <w:rStyle w:val="Cdigoenlnea"/>
+                    </w:rPr>
+                    <w:t>)</w:t>
                   </w:r>
                 </w:p>
               </w:tc>
@@ -7306,7 +8320,6 @@
                     <w:rPr>
                       <w:sz w:val="20"/>
                     </w:rPr>
-                    <w:lastRenderedPageBreak/>
                     <w:t>La invariante que mantiene</w:t>
                   </w:r>
                 </w:p>
@@ -7392,7 +8405,18 @@
               <w:ind w:left="200" w:right="200"/>
             </w:pPr>
             <w:r>
-              <w:t xml:space="preserve">Y fijate la fila de abajo: el TPI dice que ese UPDATE directo </w:t>
+              <w:t xml:space="preserve">Y </w:t>
+            </w:r>
+            <w:r>
+              <w:pgNum/>
+            </w:r>
+            <w:proofErr w:type="spellStart"/>
+            <w:r>
+              <w:t>íjate</w:t>
+            </w:r>
+            <w:proofErr w:type="spellEnd"/>
+            <w:r>
+              <w:t xml:space="preserve"> la fila de abajo: el TPI dice que ese UPDATE directo </w:t>
             </w:r>
             <w:r>
               <w:rPr>
@@ -7425,7 +8449,21 @@
               <w:rPr>
                 <w:b/>
               </w:rPr>
-              <w:t>detecta la violación aunque no pueda prevenirla</w:t>
+              <w:t xml:space="preserve">detecta la </w:t>
+            </w:r>
+            <w:proofErr w:type="gramStart"/>
+            <w:r>
+              <w:rPr>
+                <w:b/>
+              </w:rPr>
+              <w:t>violación</w:t>
+            </w:r>
+            <w:proofErr w:type="gramEnd"/>
+            <w:r>
+              <w:rPr>
+                <w:b/>
+              </w:rPr>
+              <w:t xml:space="preserve"> aunque no pueda prevenirla</w:t>
             </w:r>
             <w:r>
               <w:t>.</w:t>
@@ -7516,8 +8554,13 @@
               <w:spacing w:after="100" w:line="264" w:lineRule="auto"/>
               <w:ind w:left="200" w:right="200"/>
             </w:pPr>
-            <w:r>
-              <w:t xml:space="preserve">Fijate en la frase </w:t>
+            <w:proofErr w:type="spellStart"/>
+            <w:r>
+              <w:t>Fijate</w:t>
+            </w:r>
+            <w:proofErr w:type="spellEnd"/>
+            <w:r>
+              <w:t xml:space="preserve"> en la frase </w:t>
             </w:r>
             <w:r>
               <w:rPr>
@@ -7547,7 +8590,23 @@
               <w:ind w:left="200" w:right="200"/>
             </w:pPr>
             <w:r>
-              <w:t xml:space="preserve">Podrías no tener la columna: cada vez que necesitás el stock, sumás los movimientos. Sería correcto y lentísimo. La columna existe para no hacer esa suma en cada consulta — </w:t>
+              <w:t xml:space="preserve">Podrías no tener la columna: cada vez que </w:t>
+            </w:r>
+            <w:proofErr w:type="spellStart"/>
+            <w:r>
+              <w:t>necesitás</w:t>
+            </w:r>
+            <w:proofErr w:type="spellEnd"/>
+            <w:r>
+              <w:t xml:space="preserve"> el stock, </w:t>
+            </w:r>
+            <w:proofErr w:type="spellStart"/>
+            <w:r>
+              <w:t>sumás</w:t>
+            </w:r>
+            <w:proofErr w:type="spellEnd"/>
+            <w:r>
+              <w:t xml:space="preserve"> los movimientos. Sería correcto y lentísimo. La columna existe para no hacer esa suma en cada consulta — </w:t>
             </w:r>
             <w:r>
               <w:rPr>
@@ -7638,6 +8697,7 @@
         <w:spacing w:line="276" w:lineRule="auto"/>
       </w:pPr>
       <w:r>
+        <w:lastRenderedPageBreak/>
         <w:t xml:space="preserve">Este capítulo muestra qué hace el servidor con esa clave, y el mecanismo tiene </w:t>
       </w:r>
       <w:r>
@@ -7745,7 +8805,6 @@
         <w:spacing w:line="276" w:lineRule="auto"/>
       </w:pPr>
       <w:r>
-        <w:lastRenderedPageBreak/>
         <w:t>Esa huella es lo que permite distinguir las dos situaciones que parecen iguales:</w:t>
       </w:r>
     </w:p>
@@ -7923,7 +8982,14 @@
               <w:rPr>
                 <w:sz w:val="20"/>
               </w:rPr>
-              <w:t xml:space="preserve"> y estado </w:t>
+              <w:t xml:space="preserve"> y </w:t>
+            </w:r>
+            <w:proofErr w:type="gramStart"/>
+            <w:r>
+              <w:rPr>
+                <w:sz w:val="20"/>
+              </w:rPr>
+              <w:t xml:space="preserve">estado </w:t>
             </w:r>
             <w:r>
               <w:rPr>
@@ -7932,6 +8998,7 @@
               </w:rPr>
               <w:t>completada</w:t>
             </w:r>
+            <w:proofErr w:type="gramEnd"/>
           </w:p>
         </w:tc>
         <w:tc>
@@ -8041,8 +9108,16 @@
               <w:rPr>
                 <w:sz w:val="20"/>
               </w:rPr>
-              <w:t>, reintentable</w:t>
-            </w:r>
+              <w:t xml:space="preserve">, </w:t>
+            </w:r>
+            <w:proofErr w:type="spellStart"/>
+            <w:r>
+              <w:rPr>
+                <w:sz w:val="20"/>
+              </w:rPr>
+              <w:t>reintentable</w:t>
+            </w:r>
+            <w:proofErr w:type="spellEnd"/>
           </w:p>
         </w:tc>
         <w:tc>
@@ -8223,8 +9298,13 @@
               <w:spacing w:after="100" w:line="264" w:lineRule="auto"/>
               <w:ind w:left="200" w:right="200"/>
             </w:pPr>
-            <w:r>
-              <w:t>Fijate la primera fila de esa tabla, porque tiene un detalle que casi nadie implementa bien:</w:t>
+            <w:proofErr w:type="spellStart"/>
+            <w:r>
+              <w:t>Fijate</w:t>
+            </w:r>
+            <w:proofErr w:type="spellEnd"/>
+            <w:r>
+              <w:t xml:space="preserve"> la primera fila de esa tabla, porque tiene un detalle que casi nadie implementa bien:</w:t>
             </w:r>
           </w:p>
           <w:p>
@@ -8314,7 +9394,18 @@
               <w:ind w:left="200" w:right="200"/>
             </w:pPr>
             <w:r>
-              <w:t xml:space="preserve">Y fijate la división de trabajo entre los dos niveles: </w:t>
+              <w:t xml:space="preserve">Y </w:t>
+            </w:r>
+            <w:r>
+              <w:pgNum/>
+            </w:r>
+            <w:proofErr w:type="spellStart"/>
+            <w:r>
+              <w:t>íjate</w:t>
+            </w:r>
+            <w:proofErr w:type="spellEnd"/>
+            <w:r>
+              <w:t xml:space="preserve"> la división de trabajo entre los dos niveles: </w:t>
             </w:r>
             <w:r>
               <w:rPr>
@@ -8374,7 +9465,11 @@
         <w:t>no se reproducen probando a mano.</w:t>
       </w:r>
       <w:r>
-        <w:t xml:space="preserve"> La forma de forzarlos es lanzar peticiones concurrentes desde un script, o abrir dos sesiones de base de datos y ejecutar los pasos manualmente en el orden de las tablas de la sección 7.2.</w:t>
+        <w:t xml:space="preserve"> La forma de forzarlos es lanzar peticiones concurrentes </w:t>
+      </w:r>
+      <w:r>
+        <w:lastRenderedPageBreak/>
+        <w:t>desde un script, o abrir dos sesiones de base de datos y ejecutar los pasos manualmente en el orden de las tablas de la sección 7.2.</w:t>
       </w:r>
     </w:p>
     <w:p>
@@ -8411,87 +9506,101 @@
         <w:t>Los registros del motor</w:t>
       </w:r>
       <w:r>
-        <w:t xml:space="preserve"> informan los interbloqueos con detalle: qué dos transacciones, qué recursos, y cuál fue elegida como víctima. Es la forma de diagnosticar la sección 7.7 cuando ocurre en producción.</w:t>
-      </w:r>
-    </w:p>
-    <w:tbl>
-      <w:tblPr>
-        <w:tblStyle w:val="Tablaconcuadrcula"/>
-        <w:tblW w:w="9000" w:type="dxa"/>
-        <w:tblBorders>
-          <w:top w:val="dotted" w:sz="8" w:space="0" w:color="BFBFBF"/>
-          <w:left w:val="dotted" w:sz="8" w:space="0" w:color="BFBFBF"/>
-          <w:bottom w:val="dotted" w:sz="8" w:space="0" w:color="BFBFBF"/>
-          <w:right w:val="dotted" w:sz="8" w:space="0" w:color="BFBFBF"/>
-          <w:insideH w:val="none" w:sz="0" w:space="0" w:color="auto"/>
-          <w:insideV w:val="none" w:sz="0" w:space="0" w:color="auto"/>
-        </w:tblBorders>
-        <w:tblLook w:val="04A0" w:firstRow="1" w:lastRow="0" w:firstColumn="1" w:lastColumn="0" w:noHBand="0" w:noVBand="1"/>
-      </w:tblPr>
-      <w:tblGrid>
-        <w:gridCol w:w="9000"/>
-      </w:tblGrid>
-      <w:tr>
-        <w:trPr>
-          <w:trHeight w:val="3960"/>
-        </w:trPr>
-        <w:tc>
-          <w:tcPr>
-            <w:tcW w:w="8494" w:type="dxa"/>
-            <w:shd w:val="clear" w:color="FAFAFA" w:fill="FAFAFA"/>
-            <w:vAlign w:val="center"/>
-          </w:tcPr>
-          <w:p>
-            <w:pPr>
-              <w:spacing w:line="260" w:lineRule="auto"/>
-              <w:ind w:left="560" w:right="560"/>
-              <w:jc w:val="center"/>
-              <w:rPr>
-                <w:i/>
-                <w:color w:val="909497"/>
-                <w:sz w:val="18"/>
-              </w:rPr>
-            </w:pPr>
-            <w:r>
-              <w:rPr>
-                <w:b/>
-                <w:color w:val="909497"/>
-                <w:sz w:val="18"/>
-              </w:rPr>
-              <w:lastRenderedPageBreak/>
-              <w:t>FIGURA 7.6</w:t>
-            </w:r>
-            <w:r>
-              <w:rPr>
-                <w:i/>
-                <w:color w:val="909497"/>
-                <w:sz w:val="18"/>
-              </w:rPr>
-              <w:br/>
-              <w:t>captura de pantalla</w:t>
-            </w:r>
-            <w:r>
-              <w:rPr>
-                <w:i/>
-                <w:color w:val="909497"/>
-                <w:sz w:val="18"/>
-              </w:rPr>
-              <w:br/>
-              <w:t>El informe de interbloqueo de PostgreSQL en los registros del motor, con las dos transacciones y los recursos disputados visibles.</w:t>
-            </w:r>
-            <w:r>
-              <w:rPr>
-                <w:i/>
-                <w:color w:val="909497"/>
-                <w:sz w:val="18"/>
-              </w:rPr>
-              <w:br/>
-              <w:t>Resaltar: cuál de las dos transacciones fue elegida como víctima.</w:t>
-            </w:r>
-          </w:p>
-        </w:tc>
-      </w:tr>
-    </w:tbl>
+        <w:t xml:space="preserve"> informan los interbloqueos con detalle: qué dos transacciones, qué recursos, y cuál fue </w:t>
+      </w:r>
+      <w:proofErr w:type="gramStart"/>
+      <w:r>
+        <w:t>elegida como</w:t>
+      </w:r>
+      <w:proofErr w:type="gramEnd"/>
+      <w:r>
+        <w:t xml:space="preserve"> víctima. Es la forma de diagnosticar la sección 7.7 cuando ocurre en producción.</w:t>
+      </w:r>
+    </w:p>
+    <w:p>
+      <w:pPr>
+        <w:spacing w:line="276" w:lineRule="auto"/>
+      </w:pPr>
+      <w:r>
+        <w:drawing>
+          <wp:inline distT="0" distB="0" distL="0" distR="0" wp14:anchorId="7E2D0715" wp14:editId="38427AB5">
+            <wp:extent cx="5400040" cy="1823085"/>
+            <wp:effectExtent l="0" t="0" r="0" b="5715"/>
+            <wp:docPr id="984239007" name="Imagen 1"/>
+            <wp:cNvGraphicFramePr>
+              <a:graphicFrameLocks xmlns:a="http://schemas.openxmlformats.org/drawingml/2006/main" noChangeAspect="1"/>
+            </wp:cNvGraphicFramePr>
+            <a:graphic xmlns:a="http://schemas.openxmlformats.org/drawingml/2006/main">
+              <a:graphicData uri="http://schemas.openxmlformats.org/drawingml/2006/picture">
+                <pic:pic xmlns:pic="http://schemas.openxmlformats.org/drawingml/2006/picture">
+                  <pic:nvPicPr>
+                    <pic:cNvPr id="984239007" name=""/>
+                    <pic:cNvPicPr/>
+                  </pic:nvPicPr>
+                  <pic:blipFill>
+                    <a:blip r:embed="rId12"/>
+                    <a:stretch>
+                      <a:fillRect/>
+                    </a:stretch>
+                  </pic:blipFill>
+                  <pic:spPr>
+                    <a:xfrm>
+                      <a:off x="0" y="0"/>
+                      <a:ext cx="5400040" cy="1823085"/>
+                    </a:xfrm>
+                    <a:prstGeom prst="rect">
+                      <a:avLst/>
+                    </a:prstGeom>
+                  </pic:spPr>
+                </pic:pic>
+              </a:graphicData>
+            </a:graphic>
+          </wp:inline>
+        </w:drawing>
+      </w:r>
+    </w:p>
+    <w:p>
+      <w:pPr>
+        <w:pStyle w:val="Epgrafedefigura"/>
+      </w:pPr>
+      <w:r>
+        <w:drawing>
+          <wp:inline distT="0" distB="0" distL="0" distR="0" wp14:anchorId="16B7DE74" wp14:editId="01D39F43">
+            <wp:extent cx="5400040" cy="1054100"/>
+            <wp:effectExtent l="0" t="0" r="0" b="0"/>
+            <wp:docPr id="580160327" name="Imagen 1"/>
+            <wp:cNvGraphicFramePr>
+              <a:graphicFrameLocks xmlns:a="http://schemas.openxmlformats.org/drawingml/2006/main" noChangeAspect="1"/>
+            </wp:cNvGraphicFramePr>
+            <a:graphic xmlns:a="http://schemas.openxmlformats.org/drawingml/2006/main">
+              <a:graphicData uri="http://schemas.openxmlformats.org/drawingml/2006/picture">
+                <pic:pic xmlns:pic="http://schemas.openxmlformats.org/drawingml/2006/picture">
+                  <pic:nvPicPr>
+                    <pic:cNvPr id="580160327" name=""/>
+                    <pic:cNvPicPr/>
+                  </pic:nvPicPr>
+                  <pic:blipFill>
+                    <a:blip r:embed="rId13"/>
+                    <a:stretch>
+                      <a:fillRect/>
+                    </a:stretch>
+                  </pic:blipFill>
+                  <pic:spPr>
+                    <a:xfrm>
+                      <a:off x="0" y="0"/>
+                      <a:ext cx="5400040" cy="1054100"/>
+                    </a:xfrm>
+                    <a:prstGeom prst="rect">
+                      <a:avLst/>
+                    </a:prstGeom>
+                  </pic:spPr>
+                </pic:pic>
+              </a:graphicData>
+            </a:graphic>
+          </wp:inline>
+        </w:drawing>
+      </w:r>
+    </w:p>
     <w:p>
       <w:pPr>
         <w:pStyle w:val="Epgrafedefigura"/>
@@ -8647,7 +9756,23 @@
               <w:ind w:left="680" w:right="200" w:hanging="320"/>
             </w:pPr>
             <w:r>
-              <w:t>En los dos, empezá una transacción y leé el stock del mismo producto. Los dos ven, digamos, 1.</w:t>
+              <w:t xml:space="preserve">En los dos, </w:t>
+            </w:r>
+            <w:proofErr w:type="spellStart"/>
+            <w:r>
+              <w:t>empezá</w:t>
+            </w:r>
+            <w:proofErr w:type="spellEnd"/>
+            <w:r>
+              <w:t xml:space="preserve"> una transacción y </w:t>
+            </w:r>
+            <w:proofErr w:type="spellStart"/>
+            <w:r>
+              <w:t>leé</w:t>
+            </w:r>
+            <w:proofErr w:type="spellEnd"/>
+            <w:r>
+              <w:t xml:space="preserve"> el stock del mismo producto. Los dos ven, digamos, 1.</w:t>
             </w:r>
           </w:p>
           <w:p>
@@ -8661,7 +9786,15 @@
               <w:ind w:left="680" w:right="200" w:hanging="320"/>
             </w:pPr>
             <w:r>
-              <w:t>En los dos, escribí stock = 0. Confirmá los dos.</w:t>
+              <w:t xml:space="preserve">En los dos, escribí stock = 0. </w:t>
+            </w:r>
+            <w:proofErr w:type="spellStart"/>
+            <w:r>
+              <w:t>Confirmá</w:t>
+            </w:r>
+            <w:proofErr w:type="spellEnd"/>
+            <w:r>
+              <w:t xml:space="preserve"> los dos.</w:t>
             </w:r>
           </w:p>
           <w:p>
@@ -8687,6 +9820,7 @@
               <w:rPr>
                 <w:b/>
               </w:rPr>
+              <w:lastRenderedPageBreak/>
               <w:t>Parte 2 — ver el bloqueo funcionando.</w:t>
             </w:r>
           </w:p>
@@ -8728,8 +9862,21 @@
               <w:spacing w:after="40" w:line="264" w:lineRule="auto"/>
               <w:ind w:left="680" w:right="200" w:hanging="320"/>
             </w:pPr>
-            <w:r>
-              <w:t>Confirmá el primero. Mirá cómo el segundo avanza y lee el valor nuevo.</w:t>
+            <w:proofErr w:type="spellStart"/>
+            <w:r>
+              <w:t>Confirmá</w:t>
+            </w:r>
+            <w:proofErr w:type="spellEnd"/>
+            <w:r>
+              <w:t xml:space="preserve"> el primero. </w:t>
+            </w:r>
+            <w:proofErr w:type="spellStart"/>
+            <w:r>
+              <w:t>Mirá</w:t>
+            </w:r>
+            <w:proofErr w:type="spellEnd"/>
+            <w:r>
+              <w:t xml:space="preserve"> cómo el segundo avanza y lee el valor nuevo.</w:t>
             </w:r>
           </w:p>
           <w:p>
@@ -8755,7 +9902,15 @@
               <w:ind w:left="680" w:right="200" w:hanging="320"/>
             </w:pPr>
             <w:r>
-              <w:t>En la sesión A bloqueá el producto 7. En la B, el producto 3.</w:t>
+              <w:t xml:space="preserve">En la sesión A </w:t>
+            </w:r>
+            <w:proofErr w:type="spellStart"/>
+            <w:r>
+              <w:t>bloqueá</w:t>
+            </w:r>
+            <w:proofErr w:type="spellEnd"/>
+            <w:r>
+              <w:t xml:space="preserve"> el producto 7. En la B, el producto 3.</w:t>
             </w:r>
           </w:p>
           <w:p>
@@ -8860,7 +10015,15 @@
         <w:t>Un interbloqueo repetido es una denegación de servicio.</w:t>
       </w:r>
       <w:r>
-        <w:t xml:space="preserve"> Si un endpoint se traba consigo mismo bajo carga, cada intento mata una transacción y el sistema deja de avanzar justo cuando más se lo necesita. Por eso RN-18 no es una recomendación de rendimiento sino de disponibilidad.</w:t>
+        <w:t xml:space="preserve"> Si un </w:t>
+      </w:r>
+      <w:proofErr w:type="spellStart"/>
+      <w:r>
+        <w:t>endpoint</w:t>
+      </w:r>
+      <w:proofErr w:type="spellEnd"/>
+      <w:r>
+        <w:t xml:space="preserve"> se traba consigo mismo bajo carga, cada intento mata una transacción y el sistema deja de avanzar justo cuando más se lo necesita. Por eso RN-18 no es una recomendación de rendimiento sino de disponibilidad.</w:t>
       </w:r>
     </w:p>
     <w:p>
@@ -8874,7 +10037,15 @@
         <w:t>Un bloqueo sin plazo es una espera infinita.</w:t>
       </w:r>
       <w:r>
-        <w:t xml:space="preserve"> Los tiempos límite del quinto mecanismo convierten un problema indefinido en un error concreto y reintentable, y esa es la diferencia entre un sistema que degrada y uno que se cuelga.</w:t>
+        <w:t xml:space="preserve"> Los tiempos límite del quinto mecanismo convierten un problema indefinido en un error concreto y </w:t>
+      </w:r>
+      <w:proofErr w:type="spellStart"/>
+      <w:r>
+        <w:t>reintentable</w:t>
+      </w:r>
+      <w:proofErr w:type="spellEnd"/>
+      <w:r>
+        <w:t>, y esa es la diferencia entre un sistema que degrada y uno que se cuelga.</w:t>
       </w:r>
     </w:p>
     <w:p>
@@ -8996,6 +10167,7 @@
         <w:rPr>
           <w:b/>
         </w:rPr>
+        <w:lastRenderedPageBreak/>
         <w:t>Provocar un interbloqueo</w:t>
       </w:r>
       <w:r>
@@ -9144,209 +10316,231 @@
         <w:spacing w:after="60" w:line="276" w:lineRule="auto"/>
       </w:pPr>
       <w:r>
+        <w:t xml:space="preserve">Reenviar la misma clave con un cuerpo distinto y verificar el </w:t>
+      </w:r>
+      <w:r>
+        <w:rPr>
+          <w:b/>
+        </w:rPr>
+        <w:t>`422`</w:t>
+      </w:r>
+      <w:r>
+        <w:t>.</w:t>
+      </w:r>
+    </w:p>
+    <w:p>
+      <w:pPr>
+        <w:pStyle w:val="Ttulo2"/>
+      </w:pPr>
+      <w:r>
+        <w:t>7.14. Errores frecuentes</w:t>
+      </w:r>
+    </w:p>
+    <w:p>
+      <w:pPr>
+        <w:spacing w:line="276" w:lineRule="auto"/>
+      </w:pPr>
+      <w:r>
+        <w:rPr>
+          <w:b/>
+        </w:rPr>
+        <w:t>Verificar antes de bloquear.</w:t>
+      </w:r>
+      <w:r>
+        <w:t xml:space="preserve"> Deja una ventana entre la comprobación y el bloqueo, y esa ventana se abre justo bajo carga (sección 7.5).</w:t>
+      </w:r>
+    </w:p>
+    <w:p>
+      <w:pPr>
+        <w:spacing w:line="276" w:lineRule="auto"/>
+      </w:pPr>
+      <w:r>
+        <w:rPr>
+          <w:b/>
+        </w:rPr>
+        <w:t>Suponer que la asincronía evita las condiciones de carrera.</w:t>
+      </w:r>
+      <w:r>
+        <w:t xml:space="preserve"> Dos </w:t>
+      </w:r>
+      <w:proofErr w:type="spellStart"/>
+      <w:r>
+        <w:t>corrutinas</w:t>
+      </w:r>
+      <w:proofErr w:type="spellEnd"/>
+      <w:r>
+        <w:t xml:space="preserve"> sobre dos conexiones compiten igual que dos hilos (sección 7.2).</w:t>
+      </w:r>
+    </w:p>
+    <w:p>
+      <w:pPr>
+        <w:spacing w:line="276" w:lineRule="auto"/>
+      </w:pPr>
+      <w:r>
+        <w:rPr>
+          <w:b/>
+        </w:rPr>
+        <w:t>Suponer que el nivel de aislamiento predeterminado alcanza.</w:t>
+      </w:r>
+      <w:r>
+        <w:t xml:space="preserve"> No evita la actualización perdida: las dos transacciones leyeron un valor confirmado (sección 7.3).</w:t>
+      </w:r>
+    </w:p>
+    <w:p>
+      <w:pPr>
+        <w:spacing w:line="276" w:lineRule="auto"/>
+      </w:pPr>
+      <w:r>
+        <w:rPr>
+          <w:b/>
+        </w:rPr>
+        <w:t>Bloquear sin un orden.</w:t>
+      </w:r>
+      <w:r>
+        <w:t xml:space="preserve"> Dos transacciones que piden lo mismo en orden distinto se traban (sección 7.7).</w:t>
+      </w:r>
+    </w:p>
+    <w:p>
+      <w:pPr>
+        <w:spacing w:line="276" w:lineRule="auto"/>
+      </w:pPr>
+      <w:r>
+        <w:rPr>
+          <w:b/>
+        </w:rPr>
+        <w:t>Ordenar dentro de cada familia y no entre familias.</w:t>
+      </w:r>
+      <w:r>
+        <w:t xml:space="preserve"> Sigue habiendo interbloqueo si dos operaciones empiezan por familias distintas. Es la parte de RN-18 que se pasa por alto (sección 7.7).</w:t>
+      </w:r>
+    </w:p>
+    <w:p>
+      <w:pPr>
+        <w:spacing w:line="276" w:lineRule="auto"/>
+      </w:pPr>
+      <w:r>
+        <w:rPr>
+          <w:b/>
+        </w:rPr>
+        <w:t>Descontar el stock fuera de la transacción de la transición.</w:t>
+      </w:r>
+      <w:r>
+        <w:t xml:space="preserve"> Deja un momento en que el pedido está confirmado y el stock no descontado (sección 7.8).</w:t>
+      </w:r>
+    </w:p>
+    <w:p>
+      <w:pPr>
+        <w:spacing w:line="276" w:lineRule="auto"/>
+      </w:pPr>
+      <w:r>
+        <w:rPr>
+          <w:b/>
+        </w:rPr>
+        <w:t xml:space="preserve">Verificar el </w:t>
+      </w:r>
+      <w:proofErr w:type="gramStart"/>
+      <w:r>
+        <w:rPr>
+          <w:b/>
+        </w:rPr>
+        <w:t>stock línea</w:t>
+      </w:r>
+      <w:proofErr w:type="gramEnd"/>
+      <w:r>
+        <w:rPr>
+          <w:b/>
+        </w:rPr>
+        <w:t xml:space="preserve"> por línea.</w:t>
+      </w:r>
+      <w:r>
+        <w:t xml:space="preserve"> Un pedido con el mismo producto en dos líneas pasa dos verificaciones que individualmente alcanzan. Viola RN-13 (sección 7.7).</w:t>
+      </w:r>
+    </w:p>
+    <w:p>
+      <w:pPr>
+        <w:spacing w:line="276" w:lineRule="auto"/>
+      </w:pPr>
+      <w:r>
+        <w:rPr>
+          <w:b/>
+        </w:rPr>
+        <w:t>Escribir stock con un `UPDATE` directo.</w:t>
+      </w:r>
+      <w:r>
+        <w:t xml:space="preserve"> El TPI lo declara </w:t>
+      </w:r>
+      <w:r>
+        <w:rPr>
+          <w:b/>
+        </w:rPr>
+        <w:t>un defecto de implementación, no una alternativa</w:t>
+      </w:r>
+      <w:r>
+        <w:t>. Rompe la reconstrucción por movimientos (sección 7.9).</w:t>
+      </w:r>
+    </w:p>
+    <w:p>
+      <w:pPr>
+        <w:spacing w:line="276" w:lineRule="auto"/>
+      </w:pPr>
+      <w:r>
+        <w:rPr>
+          <w:b/>
+        </w:rPr>
+        <w:t>Convertir unidades fuera del punto único.</w:t>
+      </w:r>
+      <w:r>
+        <w:t xml:space="preserve"> Habría tantas conversiones como llamadores, y basta una mal hecha (sección 7.9).</w:t>
+      </w:r>
+    </w:p>
+    <w:p>
+      <w:pPr>
+        <w:spacing w:line="276" w:lineRule="auto"/>
+      </w:pPr>
+      <w:r>
+        <w:rPr>
+          <w:b/>
+        </w:rPr>
+        <w:t>Bloquear sin plazo límite.</w:t>
+      </w:r>
+      <w:r>
+        <w:t xml:space="preserve"> Una transacción colgada bloquea las confirmaciones indefinidamente (sección 7.5).</w:t>
+      </w:r>
+    </w:p>
+    <w:p>
+      <w:pPr>
+        <w:spacing w:line="276" w:lineRule="auto"/>
+      </w:pPr>
+      <w:r>
+        <w:rPr>
+          <w:b/>
+        </w:rPr>
+        <w:t>Usar un bloqueo en Redis en lugar de uno de fila.</w:t>
+      </w:r>
+      <w:r>
+        <w:t xml:space="preserve"> Se puede liberar mientras la transacción sigue abierta: son dos cosas separadas (sección 7.5).</w:t>
+      </w:r>
+    </w:p>
+    <w:p>
+      <w:pPr>
+        <w:spacing w:line="276" w:lineRule="auto"/>
+      </w:pPr>
+      <w:r>
+        <w:rPr>
+          <w:b/>
+        </w:rPr>
+        <w:t>Responder `201` a un reenvío idempotente.</w:t>
+      </w:r>
+      <w:r>
+        <w:t xml:space="preserve"> La segunda vez no se creó nada (sección 7.10).</w:t>
+      </w:r>
+    </w:p>
+    <w:p>
+      <w:pPr>
+        <w:pStyle w:val="Ttulo2"/>
+      </w:pPr>
+      <w:r>
         <w:lastRenderedPageBreak/>
-        <w:t xml:space="preserve">Reenviar la misma clave con un cuerpo distinto y verificar el </w:t>
-      </w:r>
-      <w:r>
-        <w:rPr>
-          <w:b/>
-        </w:rPr>
-        <w:t>`422`</w:t>
-      </w:r>
-      <w:r>
-        <w:t>.</w:t>
-      </w:r>
-    </w:p>
-    <w:p>
-      <w:pPr>
-        <w:pStyle w:val="Ttulo2"/>
-      </w:pPr>
-      <w:r>
-        <w:t>7.14. Errores frecuentes</w:t>
-      </w:r>
-    </w:p>
-    <w:p>
-      <w:pPr>
-        <w:spacing w:line="276" w:lineRule="auto"/>
-      </w:pPr>
-      <w:r>
-        <w:rPr>
-          <w:b/>
-        </w:rPr>
-        <w:t>Verificar antes de bloquear.</w:t>
-      </w:r>
-      <w:r>
-        <w:t xml:space="preserve"> Deja una ventana entre la comprobación y el bloqueo, y esa ventana se abre justo bajo carga (sección 7.5).</w:t>
-      </w:r>
-    </w:p>
-    <w:p>
-      <w:pPr>
-        <w:spacing w:line="276" w:lineRule="auto"/>
-      </w:pPr>
-      <w:r>
-        <w:rPr>
-          <w:b/>
-        </w:rPr>
-        <w:t>Suponer que la asincronía evita las condiciones de carrera.</w:t>
-      </w:r>
-      <w:r>
-        <w:t xml:space="preserve"> Dos corrutinas sobre dos conexiones compiten igual que dos hilos (sección 7.2).</w:t>
-      </w:r>
-    </w:p>
-    <w:p>
-      <w:pPr>
-        <w:spacing w:line="276" w:lineRule="auto"/>
-      </w:pPr>
-      <w:r>
-        <w:rPr>
-          <w:b/>
-        </w:rPr>
-        <w:t>Suponer que el nivel de aislamiento predeterminado alcanza.</w:t>
-      </w:r>
-      <w:r>
-        <w:t xml:space="preserve"> No evita la actualización perdida: las dos transacciones leyeron un valor confirmado (sección 7.3).</w:t>
-      </w:r>
-    </w:p>
-    <w:p>
-      <w:pPr>
-        <w:spacing w:line="276" w:lineRule="auto"/>
-      </w:pPr>
-      <w:r>
-        <w:rPr>
-          <w:b/>
-        </w:rPr>
-        <w:t>Bloquear sin un orden.</w:t>
-      </w:r>
-      <w:r>
-        <w:t xml:space="preserve"> Dos transacciones que piden lo mismo en orden distinto se traban (sección 7.7).</w:t>
-      </w:r>
-    </w:p>
-    <w:p>
-      <w:pPr>
-        <w:spacing w:line="276" w:lineRule="auto"/>
-      </w:pPr>
-      <w:r>
-        <w:rPr>
-          <w:b/>
-        </w:rPr>
-        <w:t>Ordenar dentro de cada familia y no entre familias.</w:t>
-      </w:r>
-      <w:r>
-        <w:t xml:space="preserve"> Sigue habiendo interbloqueo si dos operaciones empiezan por familias distintas. Es la parte de RN-18 que se pasa por alto (sección 7.7).</w:t>
-      </w:r>
-    </w:p>
-    <w:p>
-      <w:pPr>
-        <w:spacing w:line="276" w:lineRule="auto"/>
-      </w:pPr>
-      <w:r>
-        <w:rPr>
-          <w:b/>
-        </w:rPr>
-        <w:t>Descontar el stock fuera de la transacción de la transición.</w:t>
-      </w:r>
-      <w:r>
-        <w:t xml:space="preserve"> Deja un momento en que el pedido está confirmado y el stock no descontado (sección 7.8).</w:t>
-      </w:r>
-    </w:p>
-    <w:p>
-      <w:pPr>
-        <w:spacing w:line="276" w:lineRule="auto"/>
-      </w:pPr>
-      <w:r>
-        <w:rPr>
-          <w:b/>
-        </w:rPr>
-        <w:t>Verificar el stock línea por línea.</w:t>
-      </w:r>
-      <w:r>
-        <w:t xml:space="preserve"> Un pedido con el mismo producto en dos líneas pasa dos verificaciones que individualmente alcanzan. Viola RN-13 (sección 7.7).</w:t>
-      </w:r>
-    </w:p>
-    <w:p>
-      <w:pPr>
-        <w:spacing w:line="276" w:lineRule="auto"/>
-      </w:pPr>
-      <w:r>
-        <w:rPr>
-          <w:b/>
-        </w:rPr>
-        <w:t>Escribir stock con un `UPDATE` directo.</w:t>
-      </w:r>
-      <w:r>
-        <w:t xml:space="preserve"> El TPI lo declara </w:t>
-      </w:r>
-      <w:r>
-        <w:rPr>
-          <w:b/>
-        </w:rPr>
-        <w:t>un defecto de implementación, no una alternativa</w:t>
-      </w:r>
-      <w:r>
-        <w:t>. Rompe la reconstrucción por movimientos (sección 7.9).</w:t>
-      </w:r>
-    </w:p>
-    <w:p>
-      <w:pPr>
-        <w:spacing w:line="276" w:lineRule="auto"/>
-      </w:pPr>
-      <w:r>
-        <w:rPr>
-          <w:b/>
-        </w:rPr>
-        <w:t>Convertir unidades fuera del punto único.</w:t>
-      </w:r>
-      <w:r>
-        <w:t xml:space="preserve"> Habría tantas conversiones como llamadores, y basta una mal hecha (sección 7.9).</w:t>
-      </w:r>
-    </w:p>
-    <w:p>
-      <w:pPr>
-        <w:spacing w:line="276" w:lineRule="auto"/>
-      </w:pPr>
-      <w:r>
-        <w:rPr>
-          <w:b/>
-        </w:rPr>
-        <w:t>Bloquear sin plazo límite.</w:t>
-      </w:r>
-      <w:r>
-        <w:t xml:space="preserve"> Una transacción colgada bloquea las confirmaciones indefinidamente (sección 7.5).</w:t>
-      </w:r>
-    </w:p>
-    <w:p>
-      <w:pPr>
-        <w:spacing w:line="276" w:lineRule="auto"/>
-      </w:pPr>
-      <w:r>
-        <w:rPr>
-          <w:b/>
-        </w:rPr>
-        <w:t>Usar un bloqueo en Redis en lugar de uno de fila.</w:t>
-      </w:r>
-      <w:r>
-        <w:t xml:space="preserve"> Se puede liberar mientras la transacción sigue abierta: son dos cosas separadas (sección 7.5).</w:t>
-      </w:r>
-    </w:p>
-    <w:p>
-      <w:pPr>
-        <w:spacing w:line="276" w:lineRule="auto"/>
-      </w:pPr>
-      <w:r>
-        <w:rPr>
-          <w:b/>
-        </w:rPr>
-        <w:t>Responder `201` a un reenvío idempotente.</w:t>
-      </w:r>
-      <w:r>
-        <w:t xml:space="preserve"> La segunda vez no se creó nada (sección 7.10).</w:t>
-      </w:r>
-    </w:p>
-    <w:p>
-      <w:pPr>
-        <w:pStyle w:val="Ttulo2"/>
-      </w:pPr>
-      <w:r>
         <w:t>7.15. Actividades</w:t>
       </w:r>
     </w:p>
@@ -9420,7 +10614,6 @@
         <w:rPr>
           <w:b/>
         </w:rPr>
-        <w:lastRenderedPageBreak/>
         <w:t>La reconstrucción del stock.</w:t>
       </w:r>
       <w:r>
@@ -9462,7 +10655,15 @@
         <w:t>Exploración: el costo del aislamiento.</w:t>
       </w:r>
       <w:r>
-        <w:t xml:space="preserve"> Ejecutar la misma operación bajo los cuatro niveles de aislamiento y documentar qué fenómenos aparecen en cada uno y qué transacciones aborta el nivel serializable. Relacionar lo observado con la decisión del TPI de la sección 7.3 de no subir el nivel global.</w:t>
+        <w:t xml:space="preserve"> Ejecutar la misma operación bajo los cuatro niveles de aislamiento y documentar qué fenómenos aparecen en cada uno y qué transacciones aborta el nivel </w:t>
+      </w:r>
+      <w:proofErr w:type="spellStart"/>
+      <w:r>
+        <w:t>serializable</w:t>
+      </w:r>
+      <w:proofErr w:type="spellEnd"/>
+      <w:r>
+        <w:t>. Relacionar lo observado con la decisión del TPI de la sección 7.3 de no subir el nivel global.</w:t>
       </w:r>
     </w:p>
     <w:p>
@@ -9481,7 +10682,15 @@
         <w:t>Exploración: los dos lados de la clave.</w:t>
       </w:r>
       <w:r>
-        <w:t xml:space="preserve"> Junto con alguien del turno de frontend, seguir una clave de idempotencia completa: dónde se genera, cuándo se persiste, cómo viaja, qué hace el servidor con ella, y cuándo se descarta. Provocar los tres desenlaces desde el cliente real y documentar qué ve el usuario en cada caso. </w:t>
+        <w:t xml:space="preserve"> Junto con alguien del turno de </w:t>
+      </w:r>
+      <w:proofErr w:type="spellStart"/>
+      <w:r>
+        <w:t>frontend</w:t>
+      </w:r>
+      <w:proofErr w:type="spellEnd"/>
+      <w:r>
+        <w:t xml:space="preserve">, seguir una clave de idempotencia completa: dónde se genera, cuándo se persiste, cómo viaja, qué hace el servidor con ella, y cuándo se descarta. Provocar los tres desenlaces desde el cliente real y documentar qué ve el usuario en cada caso. </w:t>
       </w:r>
       <w:r>
         <w:rPr>
@@ -9536,7 +10745,15 @@
         <w:t>La asincronía no evita las condiciones de carrera.</w:t>
       </w:r>
       <w:r>
-        <w:t xml:space="preserve"> La competencia no está en el proceso sino en la base: dos corrutinas compiten igual que dos hilos.</w:t>
+        <w:t xml:space="preserve"> La competencia no está en el proceso sino en la base: dos </w:t>
+      </w:r>
+      <w:proofErr w:type="spellStart"/>
+      <w:r>
+        <w:t>corrutinas</w:t>
+      </w:r>
+      <w:proofErr w:type="spellEnd"/>
+      <w:r>
+        <w:t xml:space="preserve"> compiten igual que dos hilos.</w:t>
       </w:r>
     </w:p>
     <w:p>
@@ -9555,7 +10772,15 @@
         <w:t>El nivel de aislamiento predeterminado no evita la actualización perdida</w:t>
       </w:r>
       <w:r>
-        <w:t>, porque las dos transacciones leyeron un valor confirmado. El problema no es lo que se leyó sino que dejó de ser cierto antes de escribir.</w:t>
+        <w:t xml:space="preserve">, porque las dos transacciones leyeron un valor confirmado. El problema no es lo que se </w:t>
+      </w:r>
+      <w:proofErr w:type="gramStart"/>
+      <w:r>
+        <w:t>leyó</w:t>
+      </w:r>
+      <w:proofErr w:type="gramEnd"/>
+      <w:r>
+        <w:t xml:space="preserve"> sino que dejó de ser cierto antes de escribir.</w:t>
       </w:r>
     </w:p>
     <w:p>
@@ -9624,7 +10849,15 @@
         <w:t>Ordenar dentro de cada familia no alcanza.</w:t>
       </w:r>
       <w:r>
-        <w:t xml:space="preserve"> Dos operaciones que empiezan por familias distintas se traban aunque cada una esté ordenada. RN-18 exige un orden total.</w:t>
+        <w:t xml:space="preserve"> Dos operaciones que empiezan por familias distintas se </w:t>
+      </w:r>
+      <w:proofErr w:type="gramStart"/>
+      <w:r>
+        <w:t>traban</w:t>
+      </w:r>
+      <w:proofErr w:type="gramEnd"/>
+      <w:r>
+        <w:t xml:space="preserve"> aunque cada una esté ordenada. RN-18 exige un orden total.</w:t>
       </w:r>
     </w:p>
     <w:p>
@@ -9659,6 +10892,7 @@
         <w:spacing w:after="120" w:line="276" w:lineRule="auto"/>
       </w:pPr>
       <w:r>
+        <w:lastRenderedPageBreak/>
         <w:t xml:space="preserve">Las restricciones de la base son </w:t>
       </w:r>
       <w:r>
@@ -9773,7 +11007,6 @@
         <w:pStyle w:val="Ttulo2"/>
       </w:pPr>
       <w:r>
-        <w:lastRenderedPageBreak/>
         <w:t>7.17. Referencias y lecturas complementarias</w:t>
       </w:r>
     </w:p>
@@ -9815,7 +11048,35 @@
         <w:rPr>
           <w:i/>
         </w:rPr>
-        <w:t>A Critique of ANSI SQL Isolation Levels</w:t>
+        <w:t xml:space="preserve">A Critique </w:t>
+      </w:r>
+      <w:proofErr w:type="spellStart"/>
+      <w:r>
+        <w:rPr>
+          <w:i/>
+        </w:rPr>
+        <w:t>of</w:t>
+      </w:r>
+      <w:proofErr w:type="spellEnd"/>
+      <w:r>
+        <w:rPr>
+          <w:i/>
+        </w:rPr>
+        <w:t xml:space="preserve"> ANSI SQL </w:t>
+      </w:r>
+      <w:proofErr w:type="spellStart"/>
+      <w:r>
+        <w:rPr>
+          <w:i/>
+        </w:rPr>
+        <w:t>Isolation</w:t>
+      </w:r>
+      <w:proofErr w:type="spellEnd"/>
+      <w:r>
+        <w:rPr>
+          <w:i/>
+        </w:rPr>
+        <w:t xml:space="preserve"> Levels</w:t>
       </w:r>
       <w:r>
         <w:t xml:space="preserve"> (SIGMOD, 1995) es la mejor discusión sobre por qué los niveles del estándar están mal definidos y qué fenómenos deja fuera; su lectura explica por qué cada motor los interpreta distinto.</w:t>
@@ -9828,29 +11089,89 @@
       <w:r>
         <w:t xml:space="preserve">Como bibliografía de estudio, el séptimo capítulo de Kleppmann, </w:t>
       </w:r>
+      <w:proofErr w:type="spellStart"/>
       <w:r>
         <w:rPr>
           <w:i/>
         </w:rPr>
-        <w:t>Designing Data-Intensive Applications</w:t>
-      </w:r>
+        <w:t>Designing</w:t>
+      </w:r>
+      <w:proofErr w:type="spellEnd"/>
+      <w:r>
+        <w:rPr>
+          <w:i/>
+        </w:rPr>
+        <w:t xml:space="preserve"> Data-Intensive </w:t>
+      </w:r>
+      <w:proofErr w:type="spellStart"/>
+      <w:r>
+        <w:rPr>
+          <w:i/>
+        </w:rPr>
+        <w:t>Applications</w:t>
+      </w:r>
+      <w:proofErr w:type="spellEnd"/>
       <w:r>
         <w:t xml:space="preserve"> (O’Reilly, 2017) es la mejor explicación disponible de por qué el aislamiento es difícil, y su tratamiento de la actualización perdida y de la escritura sesgada cubre exactamente el problema de la sección 7.2. Bernstein y Newcomer, </w:t>
       </w:r>
+      <w:proofErr w:type="spellStart"/>
       <w:r>
         <w:rPr>
           <w:i/>
         </w:rPr>
-        <w:t>Principles of Transaction Processing</w:t>
+        <w:t>Principles</w:t>
+      </w:r>
+      <w:proofErr w:type="spellEnd"/>
+      <w:r>
+        <w:rPr>
+          <w:i/>
+        </w:rPr>
+        <w:t xml:space="preserve"> </w:t>
+      </w:r>
+      <w:proofErr w:type="spellStart"/>
+      <w:r>
+        <w:rPr>
+          <w:i/>
+        </w:rPr>
+        <w:t>of</w:t>
+      </w:r>
+      <w:proofErr w:type="spellEnd"/>
+      <w:r>
+        <w:rPr>
+          <w:i/>
+        </w:rPr>
+        <w:t xml:space="preserve"> </w:t>
+      </w:r>
+      <w:proofErr w:type="spellStart"/>
+      <w:r>
+        <w:rPr>
+          <w:i/>
+        </w:rPr>
+        <w:t>Transaction</w:t>
+      </w:r>
+      <w:proofErr w:type="spellEnd"/>
+      <w:r>
+        <w:rPr>
+          <w:i/>
+        </w:rPr>
+        <w:t xml:space="preserve"> Processing</w:t>
       </w:r>
       <w:r>
         <w:t xml:space="preserve"> (2.ª edición, Morgan Kaufmann, 2009) trata el bloqueo en dos fases y el orden de adquisición con la formalidad que la sección 7.7 aplica de manera intuitiva. Y para la idempotencia en interfaces web, la especificación de </w:t>
       </w:r>
-      <w:r>
-        <w:rPr>
-          <w:b/>
-        </w:rPr>
-        <w:t>Idempotency-Key</w:t>
+      <w:proofErr w:type="spellStart"/>
+      <w:r>
+        <w:rPr>
+          <w:b/>
+        </w:rPr>
+        <w:t>Idempotency</w:t>
+      </w:r>
+      <w:proofErr w:type="spellEnd"/>
+      <w:r>
+        <w:rPr>
+          <w:b/>
+        </w:rPr>
+        <w:t>-Key</w:t>
       </w:r>
       <w:r>
         <w:t xml:space="preserve"> en curso en el IETF documenta el patrón de la sección 7.9 y las decisiones que otros sistemas tomaron sobre los mismos tres desenlaces.</w:t>
@@ -9977,12 +11298,12 @@
       </w:pPr>
     </w:p>
     <w:sectPr>
-      <w:headerReference w:type="even" r:id="rId7"/>
-      <w:headerReference w:type="default" r:id="rId8"/>
-      <w:footerReference w:type="even" r:id="rId9"/>
-      <w:footerReference w:type="default" r:id="rId10"/>
-      <w:headerReference w:type="first" r:id="rId11"/>
-      <w:footerReference w:type="first" r:id="rId12"/>
+      <w:headerReference w:type="even" r:id="rId14"/>
+      <w:headerReference w:type="default" r:id="rId15"/>
+      <w:footerReference w:type="even" r:id="rId16"/>
+      <w:footerReference w:type="default" r:id="rId17"/>
+      <w:headerReference w:type="first" r:id="rId18"/>
+      <w:footerReference w:type="first" r:id="rId19"/>
       <w:pgSz w:w="11906" w:h="16838"/>
       <w:pgMar w:top="1417" w:right="1701" w:bottom="1417" w:left="1701" w:header="708" w:footer="708" w:gutter="0"/>
       <w:cols w:space="708"/>
@@ -11429,6 +12750,7 @@
   <w:style w:type="character" w:default="1" w:styleId="Fuentedeprrafopredeter">
     <w:name w:val="Default Paragraph Font"/>
     <w:uiPriority w:val="1"/>
+    <w:semiHidden/>
     <w:unhideWhenUsed/>
   </w:style>
   <w:style w:type="table" w:default="1" w:styleId="Tablanormal">
